--- a/Документы Тупик/ТРПО 25.docx
+++ b/Документы Тупик/ТРПО 25.docx
@@ -15,6 +15,16 @@
           <w:szCs w:val="28"/>
         </w:rPr>
       </w:pPr>
+      <w:r>
+        <w:rPr>
+          <w:rFonts w:ascii="Times New Roman" w:hAnsi="Times New Roman" w:cs="Times New Roman"/>
+          <w:b/>
+          <w:bCs/>
+          <w:sz w:val="28"/>
+          <w:szCs w:val="28"/>
+        </w:rPr>
+        <w:t>`</w:t>
+      </w:r>
       <w:r>
         <w:rPr>
           <w:rFonts w:ascii="Times New Roman" w:hAnsi="Times New Roman" w:cs="Times New Roman"/>
@@ -14110,10 +14120,7 @@
         </w:rPr>
       </w:pPr>
       <w:r>
-        <w:t>Система главного меню имеет в себе форму настроек, игры и авторов на рисунке</w:t>
-      </w:r>
-      <w:r>
-        <w:t xml:space="preserve"> 2</w:t>
+        <w:t>Система главного меню имеет в себе форму настроек, игры и авторов на рисунке 2</w:t>
       </w:r>
     </w:p>
     <w:p>
@@ -14294,13 +14301,7 @@
         </w:drawing>
       </w:r>
       <w:r>
-        <w:t>Моделирование бизнес-процессов отображены на разных рисунках.</w:t>
-      </w:r>
-      <w:r>
-        <w:t xml:space="preserve"> </w:t>
-      </w:r>
-      <w:r>
-        <w:t>Блок А0 – рисунок 3, Блоки А1, А2, А3 – рисунок 4, Блоки А2.1, А2.2</w:t>
+        <w:t>Моделирование бизнес-процессов отображены на разных рисунках. Блок А0 – рисунок 3, Блоки А1, А2, А3 – рисунок 4, Блоки А2.1, А2.2</w:t>
       </w:r>
       <w:r>
         <w:t>,</w:t>
@@ -16408,7 +16409,6 @@
           <w:rFonts w:ascii="Times New Roman" w:hAnsi="Times New Roman" w:cs="Times New Roman"/>
           <w:sz w:val="28"/>
           <w:szCs w:val="28"/>
-          <w:lang w:val="en-US"/>
         </w:rPr>
       </w:pPr>
       <w:r>
@@ -16459,7 +16459,6 @@
           <w:szCs w:val="28"/>
         </w:rPr>
       </w:pPr>
-      <w:proofErr w:type="spellStart"/>
       <w:r>
         <w:rPr>
           <w:rFonts w:ascii="Times New Roman" w:hAnsi="Times New Roman" w:cs="Times New Roman"/>
@@ -16467,15 +16466,30 @@
           <w:szCs w:val="28"/>
           <w:lang w:val="en-US"/>
         </w:rPr>
-        <w:t>Load.unity</w:t>
-      </w:r>
-      <w:proofErr w:type="spellEnd"/>
+        <w:t>Load</w:t>
+      </w:r>
       <w:r>
         <w:rPr>
           <w:rFonts w:ascii="Times New Roman" w:hAnsi="Times New Roman" w:cs="Times New Roman"/>
           <w:sz w:val="28"/>
           <w:szCs w:val="28"/>
+        </w:rPr>
+        <w:t>.</w:t>
+      </w:r>
+      <w:r>
+        <w:rPr>
+          <w:rFonts w:ascii="Times New Roman" w:hAnsi="Times New Roman" w:cs="Times New Roman"/>
+          <w:sz w:val="28"/>
+          <w:szCs w:val="28"/>
           <w:lang w:val="en-US"/>
+        </w:rPr>
+        <w:t>unity</w:t>
+      </w:r>
+      <w:r>
+        <w:rPr>
+          <w:rFonts w:ascii="Times New Roman" w:hAnsi="Times New Roman" w:cs="Times New Roman"/>
+          <w:sz w:val="28"/>
+          <w:szCs w:val="28"/>
         </w:rPr>
         <w:t xml:space="preserve"> – </w:t>
       </w:r>
@@ -17212,7 +17226,7 @@
           <w:szCs w:val="28"/>
           <w:lang w:eastAsia="en-US"/>
         </w:rPr>
-        <w:t>Таким образом, успешная реализация данного сквозного тест-сценария подтверждает полную функциональную пригодность систем авторизации и регистрации, корректность работы модулей настройки интерфейса и стабильность взаимодействия пользователя с игровыми и социальными элементами приложения «The</w:t>
+        <w:t>П</w:t>
       </w:r>
       <w:r>
         <w:rPr>
@@ -17221,19 +17235,86 @@
           <w:szCs w:val="28"/>
           <w:lang w:eastAsia="en-US"/>
         </w:rPr>
+        <w:t xml:space="preserve">роисходил процесс тестирования </w:t>
+      </w:r>
+      <w:r>
+        <w:rPr>
+          <w:rFonts w:ascii="Times New Roman" w:eastAsia="Times New Roman" w:hAnsi="Times New Roman" w:cs="Times New Roman"/>
+          <w:sz w:val="28"/>
+          <w:szCs w:val="28"/>
+          <w:lang w:eastAsia="en-US"/>
+        </w:rPr>
+        <w:t xml:space="preserve">игрового </w:t>
+      </w:r>
+      <w:proofErr w:type="gramStart"/>
+      <w:r>
+        <w:rPr>
+          <w:rFonts w:ascii="Times New Roman" w:eastAsia="Times New Roman" w:hAnsi="Times New Roman" w:cs="Times New Roman"/>
+          <w:sz w:val="28"/>
+          <w:szCs w:val="28"/>
+          <w:lang w:eastAsia="en-US"/>
+        </w:rPr>
+        <w:t xml:space="preserve">приложения </w:t>
+      </w:r>
+      <w:r>
+        <w:rPr>
+          <w:rFonts w:ascii="Times New Roman" w:eastAsia="Times New Roman" w:hAnsi="Times New Roman" w:cs="Times New Roman"/>
+          <w:sz w:val="28"/>
+          <w:szCs w:val="28"/>
+          <w:lang w:eastAsia="en-US"/>
+        </w:rPr>
         <w:t xml:space="preserve"> </w:t>
       </w:r>
+      <w:r>
+        <w:rPr>
+          <w:rFonts w:ascii="Times New Roman" w:eastAsia="Times New Roman" w:hAnsi="Times New Roman" w:cs="Times New Roman"/>
+          <w:sz w:val="28"/>
+          <w:szCs w:val="28"/>
+          <w:lang w:eastAsia="en-US"/>
+        </w:rPr>
+        <w:t>«</w:t>
+      </w:r>
+      <w:proofErr w:type="gramEnd"/>
+      <w:r>
+        <w:rPr>
+          <w:rFonts w:ascii="Times New Roman" w:eastAsia="Times New Roman" w:hAnsi="Times New Roman" w:cs="Times New Roman"/>
+          <w:sz w:val="28"/>
+          <w:szCs w:val="28"/>
+          <w:lang w:val="en-US" w:eastAsia="en-US"/>
+        </w:rPr>
+        <w:t>The</w:t>
+      </w:r>
+      <w:r>
+        <w:rPr>
+          <w:rFonts w:ascii="Times New Roman" w:eastAsia="Times New Roman" w:hAnsi="Times New Roman" w:cs="Times New Roman"/>
+          <w:sz w:val="28"/>
+          <w:szCs w:val="28"/>
+          <w:lang w:eastAsia="en-US"/>
+        </w:rPr>
+        <w:t xml:space="preserve"> </w:t>
+      </w:r>
       <w:proofErr w:type="spellStart"/>
+      <w:proofErr w:type="gramStart"/>
       <w:r>
         <w:rPr>
           <w:rFonts w:ascii="Times New Roman" w:eastAsia="Times New Roman" w:hAnsi="Times New Roman" w:cs="Times New Roman"/>
           <w:sz w:val="28"/>
           <w:szCs w:val="28"/>
+          <w:lang w:val="en-US" w:eastAsia="en-US"/>
+        </w:rPr>
+        <w:t>Binariki</w:t>
+      </w:r>
+      <w:proofErr w:type="spellEnd"/>
+      <w:r>
+        <w:rPr>
+          <w:rFonts w:ascii="Times New Roman" w:eastAsia="Times New Roman" w:hAnsi="Times New Roman" w:cs="Times New Roman"/>
+          <w:sz w:val="28"/>
+          <w:szCs w:val="28"/>
           <w:lang w:eastAsia="en-US"/>
         </w:rPr>
-        <w:t>binariki</w:t>
-      </w:r>
-      <w:proofErr w:type="spellEnd"/>
+        <w:t xml:space="preserve"> »</w:t>
+      </w:r>
+      <w:proofErr w:type="gramEnd"/>
       <w:r>
         <w:rPr>
           <w:rFonts w:ascii="Times New Roman" w:eastAsia="Times New Roman" w:hAnsi="Times New Roman" w:cs="Times New Roman"/>
@@ -17241,8 +17322,4273 @@
           <w:szCs w:val="28"/>
           <w:lang w:eastAsia="en-US"/>
         </w:rPr>
-        <w:t>». Проведенное тестирование свидетельствует о высокой степени готовности программного продукта, отсутствии критических ошибок в логике управления и обеспечении беспрепятственного пользовательского опыта на всех этапах эксплуатации системы.</w:t>
-      </w:r>
+        <w:t>. Успешно было пройдено 100% тест-кейсов крайне высокого приоритета, 100% тест-кейсов высокого приоритета, 100% тест-кейсов среднего приоритета, 100% тест-кейсов низкого приоритета и 100% тест-кейсов край</w:t>
+      </w:r>
+      <w:r>
+        <w:rPr>
+          <w:rFonts w:ascii="Times New Roman" w:eastAsia="Times New Roman" w:hAnsi="Times New Roman" w:cs="Times New Roman"/>
+          <w:sz w:val="28"/>
+          <w:szCs w:val="28"/>
+          <w:lang w:eastAsia="en-US"/>
+        </w:rPr>
+        <w:t>не</w:t>
+      </w:r>
+      <w:r>
+        <w:rPr>
+          <w:rFonts w:ascii="Times New Roman" w:eastAsia="Times New Roman" w:hAnsi="Times New Roman" w:cs="Times New Roman"/>
+          <w:sz w:val="28"/>
+          <w:szCs w:val="28"/>
+          <w:lang w:eastAsia="en-US"/>
+        </w:rPr>
+        <w:t xml:space="preserve"> низкого приоритета.</w:t>
+      </w:r>
+      <w:r>
+        <w:rPr>
+          <w:rFonts w:ascii="Times New Roman" w:eastAsia="Times New Roman" w:hAnsi="Times New Roman" w:cs="Times New Roman"/>
+          <w:sz w:val="28"/>
+          <w:szCs w:val="28"/>
+          <w:lang w:eastAsia="en-US"/>
+        </w:rPr>
+        <w:t xml:space="preserve"> </w:t>
+      </w:r>
+    </w:p>
+    <w:p>
+      <w:pPr>
+        <w:spacing w:after="0" w:line="360" w:lineRule="exact"/>
+        <w:ind w:firstLine="851"/>
+        <w:jc w:val="both"/>
+        <w:rPr>
+          <w:rFonts w:ascii="Times New Roman" w:eastAsia="Times New Roman" w:hAnsi="Times New Roman" w:cs="Times New Roman"/>
+          <w:sz w:val="28"/>
+          <w:szCs w:val="28"/>
+          <w:lang w:eastAsia="en-US"/>
+        </w:rPr>
+      </w:pPr>
+      <w:r>
+        <w:rPr>
+          <w:rFonts w:ascii="Times New Roman" w:eastAsia="Times New Roman" w:hAnsi="Times New Roman" w:cs="Times New Roman"/>
+          <w:sz w:val="28"/>
+          <w:szCs w:val="28"/>
+          <w:lang w:eastAsia="en-US"/>
+        </w:rPr>
+        <w:t>Команда тестировщиков описана в таблице 5.</w:t>
+      </w:r>
+    </w:p>
+    <w:p>
+      <w:pPr>
+        <w:spacing w:after="0" w:line="360" w:lineRule="exact"/>
+        <w:ind w:firstLine="851"/>
+        <w:jc w:val="both"/>
+        <w:rPr>
+          <w:rFonts w:ascii="Times New Roman" w:eastAsia="Times New Roman" w:hAnsi="Times New Roman" w:cs="Times New Roman"/>
+          <w:sz w:val="28"/>
+          <w:szCs w:val="28"/>
+          <w:lang w:eastAsia="en-US"/>
+        </w:rPr>
+      </w:pPr>
+    </w:p>
+    <w:p>
+      <w:pPr>
+        <w:spacing w:after="0" w:line="360" w:lineRule="exact"/>
+        <w:rPr>
+          <w:rFonts w:ascii="Times New Roman" w:hAnsi="Times New Roman" w:cs="Times New Roman"/>
+          <w:sz w:val="28"/>
+          <w:szCs w:val="28"/>
+          <w:lang w:val="en-US"/>
+        </w:rPr>
+      </w:pPr>
+      <w:r>
+        <w:rPr>
+          <w:rFonts w:ascii="Times New Roman" w:hAnsi="Times New Roman" w:cs="Times New Roman"/>
+          <w:sz w:val="28"/>
+          <w:szCs w:val="28"/>
+        </w:rPr>
+        <w:t xml:space="preserve">Таблица </w:t>
+      </w:r>
+      <w:r>
+        <w:rPr>
+          <w:rFonts w:ascii="Times New Roman" w:hAnsi="Times New Roman" w:cs="Times New Roman"/>
+          <w:sz w:val="28"/>
+          <w:szCs w:val="28"/>
+          <w:lang w:val="en-US"/>
+        </w:rPr>
+        <w:t>5</w:t>
+      </w:r>
+      <w:r>
+        <w:rPr>
+          <w:rFonts w:ascii="Times New Roman" w:hAnsi="Times New Roman" w:cs="Times New Roman"/>
+          <w:sz w:val="28"/>
+          <w:szCs w:val="28"/>
+        </w:rPr>
+        <w:t xml:space="preserve"> – Команда тестировщиков</w:t>
+      </w:r>
+    </w:p>
+    <w:tbl>
+      <w:tblPr>
+        <w:tblStyle w:val="ac"/>
+        <w:tblW w:w="0" w:type="auto"/>
+        <w:tblLook w:val="04A0" w:firstRow="1" w:lastRow="0" w:firstColumn="1" w:lastColumn="0" w:noHBand="0" w:noVBand="1"/>
+      </w:tblPr>
+      <w:tblGrid>
+        <w:gridCol w:w="2820"/>
+        <w:gridCol w:w="2967"/>
+        <w:gridCol w:w="4031"/>
+      </w:tblGrid>
+      <w:tr>
+        <w:tc>
+          <w:tcPr>
+            <w:tcW w:w="2830" w:type="dxa"/>
+            <w:tcBorders>
+              <w:top w:val="single" w:sz="18" w:space="0" w:color="auto"/>
+              <w:left w:val="single" w:sz="18" w:space="0" w:color="auto"/>
+              <w:bottom w:val="single" w:sz="18" w:space="0" w:color="auto"/>
+              <w:right w:val="single" w:sz="18" w:space="0" w:color="auto"/>
+            </w:tcBorders>
+          </w:tcPr>
+          <w:p>
+            <w:pPr>
+              <w:spacing w:after="0" w:line="240" w:lineRule="auto"/>
+              <w:rPr>
+                <w:rFonts w:ascii="Times New Roman" w:hAnsi="Times New Roman" w:cs="Times New Roman"/>
+                <w:sz w:val="24"/>
+                <w:szCs w:val="24"/>
+                <w:lang w:val="en-US"/>
+              </w:rPr>
+            </w:pPr>
+            <w:r>
+              <w:rPr>
+                <w:rFonts w:ascii="Times New Roman" w:hAnsi="Times New Roman" w:cs="Times New Roman"/>
+                <w:sz w:val="24"/>
+                <w:szCs w:val="24"/>
+                <w:lang w:val="en-US"/>
+              </w:rPr>
+              <w:t>ФИО</w:t>
+            </w:r>
+          </w:p>
+        </w:tc>
+        <w:tc>
+          <w:tcPr>
+            <w:tcW w:w="2977" w:type="dxa"/>
+            <w:tcBorders>
+              <w:top w:val="single" w:sz="18" w:space="0" w:color="auto"/>
+              <w:left w:val="single" w:sz="18" w:space="0" w:color="auto"/>
+              <w:bottom w:val="single" w:sz="18" w:space="0" w:color="auto"/>
+              <w:right w:val="single" w:sz="18" w:space="0" w:color="auto"/>
+            </w:tcBorders>
+          </w:tcPr>
+          <w:p>
+            <w:pPr>
+              <w:spacing w:after="0" w:line="240" w:lineRule="auto"/>
+              <w:rPr>
+                <w:rFonts w:ascii="Times New Roman" w:hAnsi="Times New Roman" w:cs="Times New Roman"/>
+                <w:sz w:val="24"/>
+                <w:szCs w:val="24"/>
+                <w:lang w:val="en-US"/>
+              </w:rPr>
+            </w:pPr>
+            <w:proofErr w:type="spellStart"/>
+            <w:r>
+              <w:rPr>
+                <w:rFonts w:ascii="Times New Roman" w:hAnsi="Times New Roman" w:cs="Times New Roman"/>
+                <w:sz w:val="24"/>
+                <w:szCs w:val="24"/>
+                <w:lang w:val="en-US"/>
+              </w:rPr>
+              <w:t>Должность</w:t>
+            </w:r>
+            <w:proofErr w:type="spellEnd"/>
+          </w:p>
+        </w:tc>
+        <w:tc>
+          <w:tcPr>
+            <w:tcW w:w="4047" w:type="dxa"/>
+            <w:tcBorders>
+              <w:top w:val="single" w:sz="18" w:space="0" w:color="auto"/>
+              <w:left w:val="single" w:sz="18" w:space="0" w:color="auto"/>
+              <w:bottom w:val="single" w:sz="18" w:space="0" w:color="auto"/>
+              <w:right w:val="single" w:sz="18" w:space="0" w:color="auto"/>
+            </w:tcBorders>
+          </w:tcPr>
+          <w:p>
+            <w:pPr>
+              <w:spacing w:after="0" w:line="240" w:lineRule="auto"/>
+              <w:rPr>
+                <w:rFonts w:ascii="Times New Roman" w:hAnsi="Times New Roman" w:cs="Times New Roman"/>
+                <w:sz w:val="24"/>
+                <w:szCs w:val="24"/>
+                <w:lang w:val="en-US"/>
+              </w:rPr>
+            </w:pPr>
+            <w:proofErr w:type="spellStart"/>
+            <w:r>
+              <w:rPr>
+                <w:rFonts w:ascii="Times New Roman" w:hAnsi="Times New Roman" w:cs="Times New Roman"/>
+                <w:sz w:val="24"/>
+                <w:szCs w:val="24"/>
+                <w:lang w:val="en-US"/>
+              </w:rPr>
+              <w:t>Роль</w:t>
+            </w:r>
+            <w:proofErr w:type="spellEnd"/>
+          </w:p>
+        </w:tc>
+      </w:tr>
+      <w:tr>
+        <w:tc>
+          <w:tcPr>
+            <w:tcW w:w="2830" w:type="dxa"/>
+            <w:tcBorders>
+              <w:top w:val="single" w:sz="18" w:space="0" w:color="auto"/>
+              <w:left w:val="single" w:sz="18" w:space="0" w:color="auto"/>
+              <w:bottom w:val="single" w:sz="18" w:space="0" w:color="auto"/>
+              <w:right w:val="single" w:sz="18" w:space="0" w:color="auto"/>
+            </w:tcBorders>
+          </w:tcPr>
+          <w:p>
+            <w:pPr>
+              <w:spacing w:after="0" w:line="240" w:lineRule="auto"/>
+              <w:rPr>
+                <w:rFonts w:ascii="Times New Roman" w:hAnsi="Times New Roman" w:cs="Times New Roman"/>
+                <w:sz w:val="24"/>
+                <w:szCs w:val="24"/>
+              </w:rPr>
+            </w:pPr>
+            <w:r>
+              <w:rPr>
+                <w:rFonts w:ascii="Times New Roman" w:hAnsi="Times New Roman" w:cs="Times New Roman"/>
+                <w:sz w:val="24"/>
+                <w:szCs w:val="24"/>
+              </w:rPr>
+              <w:t>Тупик Павел Николаевич</w:t>
+            </w:r>
+          </w:p>
+        </w:tc>
+        <w:tc>
+          <w:tcPr>
+            <w:tcW w:w="2977" w:type="dxa"/>
+            <w:tcBorders>
+              <w:top w:val="single" w:sz="18" w:space="0" w:color="auto"/>
+              <w:left w:val="single" w:sz="18" w:space="0" w:color="auto"/>
+              <w:bottom w:val="single" w:sz="18" w:space="0" w:color="auto"/>
+              <w:right w:val="single" w:sz="18" w:space="0" w:color="auto"/>
+            </w:tcBorders>
+          </w:tcPr>
+          <w:p>
+            <w:pPr>
+              <w:spacing w:after="0" w:line="240" w:lineRule="auto"/>
+              <w:rPr>
+                <w:rFonts w:ascii="Times New Roman" w:hAnsi="Times New Roman" w:cs="Times New Roman"/>
+                <w:sz w:val="24"/>
+                <w:szCs w:val="24"/>
+                <w:lang w:val="en-US"/>
+              </w:rPr>
+            </w:pPr>
+            <w:proofErr w:type="spellStart"/>
+            <w:r>
+              <w:rPr>
+                <w:rFonts w:ascii="Times New Roman" w:hAnsi="Times New Roman" w:cs="Times New Roman"/>
+                <w:sz w:val="24"/>
+                <w:szCs w:val="24"/>
+                <w:lang w:val="en-US"/>
+              </w:rPr>
+              <w:t>Разработчик</w:t>
+            </w:r>
+            <w:proofErr w:type="spellEnd"/>
+            <w:r>
+              <w:rPr>
+                <w:rFonts w:ascii="Times New Roman" w:hAnsi="Times New Roman" w:cs="Times New Roman"/>
+                <w:sz w:val="24"/>
+                <w:szCs w:val="24"/>
+                <w:lang w:val="en-US"/>
+              </w:rPr>
+              <w:t xml:space="preserve">, </w:t>
+            </w:r>
+            <w:proofErr w:type="spellStart"/>
+            <w:r>
+              <w:rPr>
+                <w:rFonts w:ascii="Times New Roman" w:hAnsi="Times New Roman" w:cs="Times New Roman"/>
+                <w:sz w:val="24"/>
+                <w:szCs w:val="24"/>
+                <w:lang w:val="en-US"/>
+              </w:rPr>
+              <w:t>тестировщик</w:t>
+            </w:r>
+            <w:proofErr w:type="spellEnd"/>
+          </w:p>
+        </w:tc>
+        <w:tc>
+          <w:tcPr>
+            <w:tcW w:w="4047" w:type="dxa"/>
+            <w:tcBorders>
+              <w:top w:val="single" w:sz="18" w:space="0" w:color="auto"/>
+              <w:left w:val="single" w:sz="18" w:space="0" w:color="auto"/>
+              <w:bottom w:val="single" w:sz="18" w:space="0" w:color="auto"/>
+              <w:right w:val="single" w:sz="18" w:space="0" w:color="auto"/>
+            </w:tcBorders>
+          </w:tcPr>
+          <w:p>
+            <w:pPr>
+              <w:spacing w:after="0" w:line="240" w:lineRule="auto"/>
+              <w:rPr>
+                <w:rFonts w:ascii="Times New Roman" w:hAnsi="Times New Roman" w:cs="Times New Roman"/>
+                <w:sz w:val="24"/>
+                <w:szCs w:val="24"/>
+              </w:rPr>
+            </w:pPr>
+            <w:proofErr w:type="spellStart"/>
+            <w:r>
+              <w:rPr>
+                <w:rFonts w:ascii="Times New Roman" w:hAnsi="Times New Roman" w:cs="Times New Roman"/>
+                <w:sz w:val="24"/>
+                <w:szCs w:val="24"/>
+                <w:lang w:val="en-US"/>
+              </w:rPr>
+              <w:t>Ответственный</w:t>
+            </w:r>
+            <w:proofErr w:type="spellEnd"/>
+            <w:r>
+              <w:rPr>
+                <w:rFonts w:ascii="Times New Roman" w:hAnsi="Times New Roman" w:cs="Times New Roman"/>
+                <w:sz w:val="24"/>
+                <w:szCs w:val="24"/>
+              </w:rPr>
+              <w:t xml:space="preserve"> </w:t>
+            </w:r>
+            <w:r>
+              <w:rPr>
+                <w:rFonts w:ascii="Times New Roman" w:hAnsi="Times New Roman" w:cs="Times New Roman"/>
+                <w:sz w:val="24"/>
+                <w:szCs w:val="24"/>
+              </w:rPr>
+              <w:t xml:space="preserve">за </w:t>
+            </w:r>
+            <w:proofErr w:type="spellStart"/>
+            <w:r>
+              <w:rPr>
+                <w:rFonts w:ascii="Times New Roman" w:hAnsi="Times New Roman" w:cs="Times New Roman"/>
+                <w:sz w:val="24"/>
+                <w:szCs w:val="24"/>
+                <w:lang w:val="en-US"/>
+              </w:rPr>
+              <w:t>тестирование</w:t>
+            </w:r>
+            <w:proofErr w:type="spellEnd"/>
+          </w:p>
+          <w:p>
+            <w:pPr>
+              <w:spacing w:after="0" w:line="240" w:lineRule="auto"/>
+              <w:rPr>
+                <w:rFonts w:ascii="Times New Roman" w:hAnsi="Times New Roman" w:cs="Times New Roman"/>
+                <w:sz w:val="24"/>
+                <w:szCs w:val="24"/>
+                <w:lang w:val="en-US"/>
+              </w:rPr>
+            </w:pPr>
+            <w:proofErr w:type="spellStart"/>
+            <w:r>
+              <w:rPr>
+                <w:rFonts w:ascii="Times New Roman" w:hAnsi="Times New Roman" w:cs="Times New Roman"/>
+                <w:sz w:val="24"/>
+                <w:szCs w:val="24"/>
+                <w:lang w:val="en-US"/>
+              </w:rPr>
+              <w:t>приложения</w:t>
+            </w:r>
+            <w:proofErr w:type="spellEnd"/>
+          </w:p>
+        </w:tc>
+      </w:tr>
+    </w:tbl>
+    <w:p>
+      <w:pPr>
+        <w:spacing w:after="0" w:line="360" w:lineRule="exact"/>
+        <w:rPr>
+          <w:rFonts w:ascii="Times New Roman" w:hAnsi="Times New Roman" w:cs="Times New Roman"/>
+          <w:sz w:val="28"/>
+          <w:szCs w:val="28"/>
+        </w:rPr>
+      </w:pPr>
+    </w:p>
+    <w:p>
+      <w:pPr>
+        <w:spacing w:after="0" w:line="360" w:lineRule="exact"/>
+        <w:ind w:firstLine="720"/>
+        <w:rPr>
+          <w:rFonts w:ascii="Times New Roman" w:hAnsi="Times New Roman" w:cs="Times New Roman"/>
+          <w:sz w:val="28"/>
+          <w:szCs w:val="28"/>
+        </w:rPr>
+      </w:pPr>
+      <w:r>
+        <w:rPr>
+          <w:rFonts w:ascii="Times New Roman" w:hAnsi="Times New Roman" w:cs="Times New Roman"/>
+          <w:sz w:val="28"/>
+          <w:szCs w:val="28"/>
+        </w:rPr>
+        <w:t xml:space="preserve">Тестирование производилось под ОС Windows 11 </w:t>
+      </w:r>
+      <w:r>
+        <w:rPr>
+          <w:rFonts w:ascii="Times New Roman" w:hAnsi="Times New Roman" w:cs="Times New Roman"/>
+          <w:sz w:val="28"/>
+          <w:szCs w:val="28"/>
+          <w:lang w:val="en-US"/>
+        </w:rPr>
+        <w:t>pro</w:t>
+      </w:r>
+      <w:r>
+        <w:rPr>
+          <w:rFonts w:ascii="Times New Roman" w:hAnsi="Times New Roman" w:cs="Times New Roman"/>
+          <w:sz w:val="28"/>
+          <w:szCs w:val="28"/>
+        </w:rPr>
+        <w:t xml:space="preserve"> x64. Все тест-кейсы</w:t>
+      </w:r>
+    </w:p>
+    <w:p>
+      <w:pPr>
+        <w:spacing w:after="0" w:line="360" w:lineRule="exact"/>
+        <w:rPr>
+          <w:rFonts w:ascii="Times New Roman" w:hAnsi="Times New Roman" w:cs="Times New Roman"/>
+          <w:sz w:val="28"/>
+          <w:szCs w:val="28"/>
+        </w:rPr>
+      </w:pPr>
+      <w:r>
+        <w:rPr>
+          <w:rFonts w:ascii="Times New Roman" w:hAnsi="Times New Roman" w:cs="Times New Roman"/>
+          <w:sz w:val="28"/>
+          <w:szCs w:val="28"/>
+        </w:rPr>
+        <w:t xml:space="preserve">выполнялись вручную. Тестирование показало </w:t>
+      </w:r>
+      <w:r>
+        <w:rPr>
+          <w:rFonts w:ascii="Times New Roman" w:hAnsi="Times New Roman" w:cs="Times New Roman"/>
+          <w:sz w:val="28"/>
+          <w:szCs w:val="28"/>
+        </w:rPr>
+        <w:t xml:space="preserve">высокую </w:t>
+      </w:r>
+      <w:r>
+        <w:rPr>
+          <w:rFonts w:ascii="Times New Roman" w:hAnsi="Times New Roman" w:cs="Times New Roman"/>
+          <w:sz w:val="28"/>
+          <w:szCs w:val="28"/>
+        </w:rPr>
+        <w:t>стабильность</w:t>
+      </w:r>
+      <w:r>
+        <w:rPr>
+          <w:rFonts w:ascii="Times New Roman" w:hAnsi="Times New Roman" w:cs="Times New Roman"/>
+          <w:sz w:val="28"/>
+          <w:szCs w:val="28"/>
+        </w:rPr>
+        <w:t xml:space="preserve"> </w:t>
+      </w:r>
+      <w:r>
+        <w:rPr>
+          <w:rFonts w:ascii="Times New Roman" w:hAnsi="Times New Roman" w:cs="Times New Roman"/>
+          <w:sz w:val="28"/>
+          <w:szCs w:val="28"/>
+        </w:rPr>
+        <w:t>функциональности (</w:t>
+      </w:r>
+      <w:r>
+        <w:rPr>
+          <w:rFonts w:ascii="Times New Roman" w:hAnsi="Times New Roman" w:cs="Times New Roman"/>
+          <w:sz w:val="28"/>
+          <w:szCs w:val="28"/>
+        </w:rPr>
+        <w:t>дефектов не было обнаружено)</w:t>
+      </w:r>
+    </w:p>
+    <w:p>
+      <w:pPr>
+        <w:spacing w:after="0" w:line="360" w:lineRule="exact"/>
+        <w:rPr>
+          <w:rFonts w:ascii="Times New Roman" w:hAnsi="Times New Roman" w:cs="Times New Roman"/>
+          <w:sz w:val="28"/>
+          <w:szCs w:val="28"/>
+        </w:rPr>
+      </w:pPr>
+      <w:r>
+        <w:rPr>
+          <w:rFonts w:ascii="Times New Roman" w:hAnsi="Times New Roman" w:cs="Times New Roman"/>
+          <w:sz w:val="28"/>
+          <w:szCs w:val="28"/>
+        </w:rPr>
+        <w:t xml:space="preserve">представлено в таблице </w:t>
+      </w:r>
+      <w:r>
+        <w:rPr>
+          <w:rFonts w:ascii="Times New Roman" w:hAnsi="Times New Roman" w:cs="Times New Roman"/>
+          <w:sz w:val="28"/>
+          <w:szCs w:val="28"/>
+        </w:rPr>
+        <w:t>6</w:t>
+      </w:r>
+      <w:r>
+        <w:rPr>
+          <w:rFonts w:ascii="Times New Roman" w:hAnsi="Times New Roman" w:cs="Times New Roman"/>
+          <w:sz w:val="28"/>
+          <w:szCs w:val="28"/>
+        </w:rPr>
+        <w:t>.</w:t>
+      </w:r>
+    </w:p>
+    <w:p>
+      <w:pPr>
+        <w:spacing w:after="0" w:line="360" w:lineRule="exact"/>
+        <w:rPr>
+          <w:rFonts w:ascii="Times New Roman" w:hAnsi="Times New Roman" w:cs="Times New Roman"/>
+          <w:sz w:val="28"/>
+          <w:szCs w:val="28"/>
+        </w:rPr>
+      </w:pPr>
+    </w:p>
+    <w:p>
+      <w:pPr>
+        <w:spacing w:after="0" w:line="360" w:lineRule="exact"/>
+        <w:rPr>
+          <w:rFonts w:ascii="Times New Roman" w:hAnsi="Times New Roman" w:cs="Times New Roman"/>
+          <w:sz w:val="28"/>
+          <w:szCs w:val="28"/>
+        </w:rPr>
+      </w:pPr>
+      <w:r>
+        <w:rPr>
+          <w:rFonts w:ascii="Times New Roman" w:hAnsi="Times New Roman" w:cs="Times New Roman"/>
+          <w:sz w:val="28"/>
+          <w:szCs w:val="28"/>
+        </w:rPr>
+        <w:t>Таблица 6 – Расписание проведения тестирования</w:t>
+      </w:r>
+      <w:r>
+        <w:rPr>
+          <w:rFonts w:ascii="Times New Roman" w:hAnsi="Times New Roman" w:cs="Times New Roman"/>
+          <w:sz w:val="28"/>
+          <w:szCs w:val="28"/>
+        </w:rPr>
+        <w:tab/>
+      </w:r>
+    </w:p>
+    <w:tbl>
+      <w:tblPr>
+        <w:tblStyle w:val="ac"/>
+        <w:tblW w:w="0" w:type="auto"/>
+        <w:tblLook w:val="04A0" w:firstRow="1" w:lastRow="0" w:firstColumn="1" w:lastColumn="0" w:noHBand="0" w:noVBand="1"/>
+      </w:tblPr>
+      <w:tblGrid>
+        <w:gridCol w:w="1553"/>
+        <w:gridCol w:w="1556"/>
+        <w:gridCol w:w="4246"/>
+        <w:gridCol w:w="2463"/>
+      </w:tblGrid>
+      <w:tr>
+        <w:tc>
+          <w:tcPr>
+            <w:tcW w:w="1555" w:type="dxa"/>
+            <w:tcBorders>
+              <w:top w:val="single" w:sz="18" w:space="0" w:color="auto"/>
+              <w:left w:val="single" w:sz="18" w:space="0" w:color="auto"/>
+              <w:bottom w:val="single" w:sz="18" w:space="0" w:color="auto"/>
+              <w:right w:val="single" w:sz="18" w:space="0" w:color="auto"/>
+            </w:tcBorders>
+          </w:tcPr>
+          <w:p>
+            <w:pPr>
+              <w:spacing w:after="0" w:line="240" w:lineRule="auto"/>
+              <w:rPr>
+                <w:rFonts w:ascii="Times New Roman" w:hAnsi="Times New Roman" w:cs="Times New Roman"/>
+                <w:sz w:val="24"/>
+                <w:szCs w:val="24"/>
+              </w:rPr>
+            </w:pPr>
+            <w:r>
+              <w:rPr>
+                <w:rFonts w:ascii="Times New Roman" w:hAnsi="Times New Roman" w:cs="Times New Roman"/>
+                <w:sz w:val="24"/>
+                <w:szCs w:val="24"/>
+              </w:rPr>
+              <w:t>ФИО</w:t>
+            </w:r>
+          </w:p>
+        </w:tc>
+        <w:tc>
+          <w:tcPr>
+            <w:tcW w:w="1559" w:type="dxa"/>
+            <w:tcBorders>
+              <w:top w:val="single" w:sz="18" w:space="0" w:color="auto"/>
+              <w:left w:val="single" w:sz="18" w:space="0" w:color="auto"/>
+              <w:bottom w:val="single" w:sz="18" w:space="0" w:color="auto"/>
+              <w:right w:val="single" w:sz="18" w:space="0" w:color="auto"/>
+            </w:tcBorders>
+          </w:tcPr>
+          <w:p>
+            <w:pPr>
+              <w:spacing w:after="0" w:line="240" w:lineRule="auto"/>
+              <w:rPr>
+                <w:rFonts w:ascii="Times New Roman" w:hAnsi="Times New Roman" w:cs="Times New Roman"/>
+                <w:sz w:val="24"/>
+                <w:szCs w:val="24"/>
+              </w:rPr>
+            </w:pPr>
+            <w:proofErr w:type="spellStart"/>
+            <w:r>
+              <w:rPr>
+                <w:rFonts w:ascii="Times New Roman" w:hAnsi="Times New Roman" w:cs="Times New Roman"/>
+                <w:sz w:val="24"/>
+                <w:szCs w:val="24"/>
+              </w:rPr>
+              <w:t>Дата</w:t>
+            </w:r>
+            <w:r>
+              <w:rPr>
+                <w:rFonts w:ascii="Times New Roman" w:hAnsi="Times New Roman" w:cs="Times New Roman"/>
+                <w:sz w:val="24"/>
+                <w:szCs w:val="24"/>
+              </w:rPr>
+              <w:t>а</w:t>
+            </w:r>
+            <w:proofErr w:type="spellEnd"/>
+          </w:p>
+        </w:tc>
+        <w:tc>
+          <w:tcPr>
+            <w:tcW w:w="4276" w:type="dxa"/>
+            <w:tcBorders>
+              <w:top w:val="single" w:sz="18" w:space="0" w:color="auto"/>
+              <w:left w:val="single" w:sz="18" w:space="0" w:color="auto"/>
+              <w:bottom w:val="single" w:sz="18" w:space="0" w:color="auto"/>
+              <w:right w:val="single" w:sz="18" w:space="0" w:color="auto"/>
+            </w:tcBorders>
+          </w:tcPr>
+          <w:p>
+            <w:pPr>
+              <w:spacing w:after="0" w:line="240" w:lineRule="auto"/>
+              <w:rPr>
+                <w:rFonts w:ascii="Times New Roman" w:hAnsi="Times New Roman" w:cs="Times New Roman"/>
+                <w:sz w:val="24"/>
+                <w:szCs w:val="24"/>
+              </w:rPr>
+            </w:pPr>
+            <w:r>
+              <w:rPr>
+                <w:rFonts w:ascii="Times New Roman" w:hAnsi="Times New Roman" w:cs="Times New Roman"/>
+                <w:sz w:val="24"/>
+                <w:szCs w:val="24"/>
+              </w:rPr>
+              <w:t>Деятельность</w:t>
+            </w:r>
+          </w:p>
+        </w:tc>
+        <w:tc>
+          <w:tcPr>
+            <w:tcW w:w="2464" w:type="dxa"/>
+            <w:tcBorders>
+              <w:top w:val="single" w:sz="18" w:space="0" w:color="auto"/>
+              <w:left w:val="single" w:sz="18" w:space="0" w:color="auto"/>
+              <w:bottom w:val="single" w:sz="18" w:space="0" w:color="auto"/>
+              <w:right w:val="single" w:sz="18" w:space="0" w:color="auto"/>
+            </w:tcBorders>
+          </w:tcPr>
+          <w:p>
+            <w:pPr>
+              <w:spacing w:after="0" w:line="240" w:lineRule="auto"/>
+              <w:rPr>
+                <w:rFonts w:ascii="Times New Roman" w:hAnsi="Times New Roman" w:cs="Times New Roman"/>
+                <w:sz w:val="24"/>
+                <w:szCs w:val="24"/>
+              </w:rPr>
+            </w:pPr>
+            <w:r>
+              <w:rPr>
+                <w:rFonts w:ascii="Times New Roman" w:hAnsi="Times New Roman" w:cs="Times New Roman"/>
+                <w:sz w:val="24"/>
+                <w:szCs w:val="24"/>
+              </w:rPr>
+              <w:t>Продолжительность, ч</w:t>
+            </w:r>
+          </w:p>
+        </w:tc>
+      </w:tr>
+      <w:tr>
+        <w:tc>
+          <w:tcPr>
+            <w:tcW w:w="1555" w:type="dxa"/>
+            <w:tcBorders>
+              <w:top w:val="single" w:sz="18" w:space="0" w:color="auto"/>
+              <w:left w:val="single" w:sz="18" w:space="0" w:color="auto"/>
+              <w:right w:val="single" w:sz="18" w:space="0" w:color="auto"/>
+            </w:tcBorders>
+          </w:tcPr>
+          <w:p>
+            <w:pPr>
+              <w:spacing w:after="0" w:line="240" w:lineRule="auto"/>
+              <w:rPr>
+                <w:rFonts w:ascii="Times New Roman" w:hAnsi="Times New Roman" w:cs="Times New Roman"/>
+                <w:sz w:val="24"/>
+                <w:szCs w:val="24"/>
+              </w:rPr>
+            </w:pPr>
+            <w:r>
+              <w:rPr>
+                <w:rFonts w:ascii="Times New Roman" w:hAnsi="Times New Roman" w:cs="Times New Roman"/>
+                <w:sz w:val="24"/>
+                <w:szCs w:val="24"/>
+              </w:rPr>
+              <w:t>Тупик Павел Николаевич</w:t>
+            </w:r>
+          </w:p>
+        </w:tc>
+        <w:tc>
+          <w:tcPr>
+            <w:tcW w:w="1559" w:type="dxa"/>
+            <w:tcBorders>
+              <w:top w:val="single" w:sz="18" w:space="0" w:color="auto"/>
+              <w:left w:val="single" w:sz="18" w:space="0" w:color="auto"/>
+              <w:right w:val="single" w:sz="18" w:space="0" w:color="auto"/>
+            </w:tcBorders>
+          </w:tcPr>
+          <w:p>
+            <w:pPr>
+              <w:spacing w:after="0" w:line="240" w:lineRule="auto"/>
+              <w:rPr>
+                <w:rFonts w:ascii="Times New Roman" w:hAnsi="Times New Roman" w:cs="Times New Roman"/>
+                <w:sz w:val="24"/>
+                <w:szCs w:val="24"/>
+              </w:rPr>
+            </w:pPr>
+            <w:r>
+              <w:rPr>
+                <w:rFonts w:ascii="Times New Roman" w:hAnsi="Times New Roman" w:cs="Times New Roman"/>
+                <w:sz w:val="24"/>
+                <w:szCs w:val="24"/>
+              </w:rPr>
+              <w:t>07.11.2025</w:t>
+            </w:r>
+          </w:p>
+        </w:tc>
+        <w:tc>
+          <w:tcPr>
+            <w:tcW w:w="4276" w:type="dxa"/>
+            <w:tcBorders>
+              <w:top w:val="single" w:sz="18" w:space="0" w:color="auto"/>
+              <w:left w:val="single" w:sz="18" w:space="0" w:color="auto"/>
+              <w:right w:val="single" w:sz="18" w:space="0" w:color="auto"/>
+            </w:tcBorders>
+          </w:tcPr>
+          <w:p>
+            <w:pPr>
+              <w:spacing w:after="0" w:line="240" w:lineRule="auto"/>
+              <w:rPr>
+                <w:rFonts w:ascii="Times New Roman" w:hAnsi="Times New Roman" w:cs="Times New Roman"/>
+                <w:sz w:val="24"/>
+                <w:szCs w:val="24"/>
+              </w:rPr>
+            </w:pPr>
+            <w:r>
+              <w:rPr>
+                <w:rFonts w:ascii="Times New Roman" w:hAnsi="Times New Roman" w:cs="Times New Roman"/>
+                <w:sz w:val="24"/>
+                <w:szCs w:val="24"/>
+              </w:rPr>
+              <w:t>Разработка тест-кейсов</w:t>
+            </w:r>
+          </w:p>
+        </w:tc>
+        <w:tc>
+          <w:tcPr>
+            <w:tcW w:w="2464" w:type="dxa"/>
+            <w:tcBorders>
+              <w:top w:val="single" w:sz="18" w:space="0" w:color="auto"/>
+              <w:left w:val="single" w:sz="18" w:space="0" w:color="auto"/>
+              <w:bottom w:val="single" w:sz="18" w:space="0" w:color="auto"/>
+              <w:right w:val="single" w:sz="18" w:space="0" w:color="auto"/>
+            </w:tcBorders>
+          </w:tcPr>
+          <w:p>
+            <w:pPr>
+              <w:spacing w:after="0" w:line="240" w:lineRule="auto"/>
+              <w:jc w:val="center"/>
+              <w:rPr>
+                <w:rFonts w:ascii="Times New Roman" w:hAnsi="Times New Roman" w:cs="Times New Roman"/>
+                <w:sz w:val="24"/>
+                <w:szCs w:val="24"/>
+              </w:rPr>
+            </w:pPr>
+            <w:r>
+              <w:rPr>
+                <w:rFonts w:ascii="Times New Roman" w:hAnsi="Times New Roman" w:cs="Times New Roman"/>
+                <w:sz w:val="24"/>
+                <w:szCs w:val="24"/>
+              </w:rPr>
+              <w:t>2</w:t>
+            </w:r>
+          </w:p>
+        </w:tc>
+      </w:tr>
+      <w:tr>
+        <w:tc>
+          <w:tcPr>
+            <w:tcW w:w="1555" w:type="dxa"/>
+            <w:tcBorders>
+              <w:left w:val="single" w:sz="18" w:space="0" w:color="auto"/>
+              <w:right w:val="single" w:sz="18" w:space="0" w:color="auto"/>
+            </w:tcBorders>
+          </w:tcPr>
+          <w:p>
+            <w:pPr>
+              <w:spacing w:after="0" w:line="240" w:lineRule="auto"/>
+              <w:rPr>
+                <w:rFonts w:ascii="Times New Roman" w:hAnsi="Times New Roman" w:cs="Times New Roman"/>
+                <w:sz w:val="24"/>
+                <w:szCs w:val="24"/>
+              </w:rPr>
+            </w:pPr>
+            <w:r>
+              <w:rPr>
+                <w:rFonts w:ascii="Times New Roman" w:hAnsi="Times New Roman" w:cs="Times New Roman"/>
+                <w:sz w:val="24"/>
+                <w:szCs w:val="24"/>
+              </w:rPr>
+              <w:t>Тупик Павел Николаевич</w:t>
+            </w:r>
+          </w:p>
+        </w:tc>
+        <w:tc>
+          <w:tcPr>
+            <w:tcW w:w="1559" w:type="dxa"/>
+            <w:tcBorders>
+              <w:left w:val="single" w:sz="18" w:space="0" w:color="auto"/>
+              <w:right w:val="single" w:sz="18" w:space="0" w:color="auto"/>
+            </w:tcBorders>
+          </w:tcPr>
+          <w:p>
+            <w:pPr>
+              <w:spacing w:after="0" w:line="240" w:lineRule="auto"/>
+              <w:rPr>
+                <w:rFonts w:ascii="Times New Roman" w:hAnsi="Times New Roman" w:cs="Times New Roman"/>
+                <w:sz w:val="24"/>
+                <w:szCs w:val="24"/>
+              </w:rPr>
+            </w:pPr>
+            <w:r>
+              <w:rPr>
+                <w:rFonts w:ascii="Times New Roman" w:hAnsi="Times New Roman" w:cs="Times New Roman"/>
+                <w:sz w:val="24"/>
+                <w:szCs w:val="24"/>
+              </w:rPr>
+              <w:t>09.11.2025</w:t>
+            </w:r>
+          </w:p>
+        </w:tc>
+        <w:tc>
+          <w:tcPr>
+            <w:tcW w:w="4276" w:type="dxa"/>
+            <w:tcBorders>
+              <w:left w:val="single" w:sz="18" w:space="0" w:color="auto"/>
+              <w:right w:val="single" w:sz="18" w:space="0" w:color="auto"/>
+            </w:tcBorders>
+          </w:tcPr>
+          <w:p>
+            <w:pPr>
+              <w:spacing w:after="0" w:line="240" w:lineRule="auto"/>
+              <w:rPr>
+                <w:rFonts w:ascii="Times New Roman" w:hAnsi="Times New Roman" w:cs="Times New Roman"/>
+                <w:sz w:val="24"/>
+                <w:szCs w:val="24"/>
+              </w:rPr>
+            </w:pPr>
+            <w:r>
+              <w:rPr>
+                <w:rFonts w:ascii="Times New Roman" w:hAnsi="Times New Roman" w:cs="Times New Roman"/>
+                <w:sz w:val="24"/>
+                <w:szCs w:val="24"/>
+              </w:rPr>
+              <w:t>Тестирование приложения</w:t>
+            </w:r>
+          </w:p>
+        </w:tc>
+        <w:tc>
+          <w:tcPr>
+            <w:tcW w:w="2464" w:type="dxa"/>
+            <w:tcBorders>
+              <w:top w:val="single" w:sz="18" w:space="0" w:color="auto"/>
+              <w:left w:val="single" w:sz="18" w:space="0" w:color="auto"/>
+              <w:bottom w:val="single" w:sz="18" w:space="0" w:color="auto"/>
+              <w:right w:val="single" w:sz="18" w:space="0" w:color="auto"/>
+            </w:tcBorders>
+          </w:tcPr>
+          <w:p>
+            <w:pPr>
+              <w:spacing w:after="0" w:line="240" w:lineRule="auto"/>
+              <w:jc w:val="center"/>
+              <w:rPr>
+                <w:rFonts w:ascii="Times New Roman" w:hAnsi="Times New Roman" w:cs="Times New Roman"/>
+                <w:sz w:val="24"/>
+                <w:szCs w:val="24"/>
+              </w:rPr>
+            </w:pPr>
+            <w:r>
+              <w:rPr>
+                <w:rFonts w:ascii="Times New Roman" w:hAnsi="Times New Roman" w:cs="Times New Roman"/>
+                <w:sz w:val="24"/>
+                <w:szCs w:val="24"/>
+              </w:rPr>
+              <w:t>3</w:t>
+            </w:r>
+          </w:p>
+        </w:tc>
+      </w:tr>
+      <w:tr>
+        <w:tc>
+          <w:tcPr>
+            <w:tcW w:w="1555" w:type="dxa"/>
+            <w:tcBorders>
+              <w:left w:val="single" w:sz="18" w:space="0" w:color="auto"/>
+              <w:right w:val="single" w:sz="18" w:space="0" w:color="auto"/>
+            </w:tcBorders>
+          </w:tcPr>
+          <w:p>
+            <w:pPr>
+              <w:spacing w:after="0" w:line="240" w:lineRule="auto"/>
+              <w:rPr>
+                <w:rFonts w:ascii="Times New Roman" w:hAnsi="Times New Roman" w:cs="Times New Roman"/>
+                <w:sz w:val="24"/>
+                <w:szCs w:val="24"/>
+              </w:rPr>
+            </w:pPr>
+            <w:r>
+              <w:rPr>
+                <w:rFonts w:ascii="Times New Roman" w:hAnsi="Times New Roman" w:cs="Times New Roman"/>
+                <w:sz w:val="24"/>
+                <w:szCs w:val="24"/>
+              </w:rPr>
+              <w:t>Тупик Павел Николаевич</w:t>
+            </w:r>
+          </w:p>
+        </w:tc>
+        <w:tc>
+          <w:tcPr>
+            <w:tcW w:w="1559" w:type="dxa"/>
+            <w:tcBorders>
+              <w:left w:val="single" w:sz="18" w:space="0" w:color="auto"/>
+              <w:right w:val="single" w:sz="18" w:space="0" w:color="auto"/>
+            </w:tcBorders>
+          </w:tcPr>
+          <w:p>
+            <w:pPr>
+              <w:spacing w:after="0" w:line="240" w:lineRule="auto"/>
+              <w:rPr>
+                <w:rFonts w:ascii="Times New Roman" w:hAnsi="Times New Roman" w:cs="Times New Roman"/>
+                <w:sz w:val="24"/>
+                <w:szCs w:val="24"/>
+              </w:rPr>
+            </w:pPr>
+            <w:r>
+              <w:rPr>
+                <w:rFonts w:ascii="Times New Roman" w:hAnsi="Times New Roman" w:cs="Times New Roman"/>
+                <w:sz w:val="24"/>
+                <w:szCs w:val="24"/>
+              </w:rPr>
+              <w:t>09.11.2025</w:t>
+            </w:r>
+          </w:p>
+        </w:tc>
+        <w:tc>
+          <w:tcPr>
+            <w:tcW w:w="4276" w:type="dxa"/>
+            <w:tcBorders>
+              <w:left w:val="single" w:sz="18" w:space="0" w:color="auto"/>
+              <w:right w:val="single" w:sz="18" w:space="0" w:color="auto"/>
+            </w:tcBorders>
+          </w:tcPr>
+          <w:p>
+            <w:pPr>
+              <w:spacing w:after="0" w:line="240" w:lineRule="auto"/>
+              <w:rPr>
+                <w:rFonts w:ascii="Times New Roman" w:hAnsi="Times New Roman" w:cs="Times New Roman"/>
+                <w:sz w:val="24"/>
+                <w:szCs w:val="24"/>
+              </w:rPr>
+            </w:pPr>
+            <w:r>
+              <w:rPr>
+                <w:rFonts w:ascii="Times New Roman" w:hAnsi="Times New Roman" w:cs="Times New Roman"/>
+                <w:sz w:val="24"/>
+                <w:szCs w:val="24"/>
+              </w:rPr>
+              <w:t>Анализ выполнения тест-кейсов</w:t>
+            </w:r>
+          </w:p>
+        </w:tc>
+        <w:tc>
+          <w:tcPr>
+            <w:tcW w:w="2464" w:type="dxa"/>
+            <w:tcBorders>
+              <w:top w:val="single" w:sz="18" w:space="0" w:color="auto"/>
+              <w:left w:val="single" w:sz="18" w:space="0" w:color="auto"/>
+              <w:bottom w:val="single" w:sz="18" w:space="0" w:color="auto"/>
+              <w:right w:val="single" w:sz="18" w:space="0" w:color="auto"/>
+            </w:tcBorders>
+          </w:tcPr>
+          <w:p>
+            <w:pPr>
+              <w:spacing w:after="0" w:line="240" w:lineRule="auto"/>
+              <w:jc w:val="center"/>
+              <w:rPr>
+                <w:rFonts w:ascii="Times New Roman" w:hAnsi="Times New Roman" w:cs="Times New Roman"/>
+                <w:sz w:val="24"/>
+                <w:szCs w:val="24"/>
+              </w:rPr>
+            </w:pPr>
+            <w:r>
+              <w:rPr>
+                <w:rFonts w:ascii="Times New Roman" w:hAnsi="Times New Roman" w:cs="Times New Roman"/>
+                <w:sz w:val="24"/>
+                <w:szCs w:val="24"/>
+              </w:rPr>
+              <w:t>1</w:t>
+            </w:r>
+          </w:p>
+        </w:tc>
+      </w:tr>
+      <w:tr>
+        <w:tc>
+          <w:tcPr>
+            <w:tcW w:w="1555" w:type="dxa"/>
+            <w:tcBorders>
+              <w:left w:val="single" w:sz="18" w:space="0" w:color="auto"/>
+              <w:right w:val="single" w:sz="18" w:space="0" w:color="auto"/>
+            </w:tcBorders>
+          </w:tcPr>
+          <w:p>
+            <w:pPr>
+              <w:spacing w:after="0" w:line="240" w:lineRule="auto"/>
+              <w:rPr>
+                <w:rFonts w:ascii="Times New Roman" w:hAnsi="Times New Roman" w:cs="Times New Roman"/>
+                <w:sz w:val="24"/>
+                <w:szCs w:val="24"/>
+              </w:rPr>
+            </w:pPr>
+            <w:r>
+              <w:rPr>
+                <w:rFonts w:ascii="Times New Roman" w:hAnsi="Times New Roman" w:cs="Times New Roman"/>
+                <w:sz w:val="24"/>
+                <w:szCs w:val="24"/>
+              </w:rPr>
+              <w:t>Тупик Павел Николаевич</w:t>
+            </w:r>
+          </w:p>
+        </w:tc>
+        <w:tc>
+          <w:tcPr>
+            <w:tcW w:w="1559" w:type="dxa"/>
+            <w:tcBorders>
+              <w:left w:val="single" w:sz="18" w:space="0" w:color="auto"/>
+              <w:right w:val="single" w:sz="18" w:space="0" w:color="auto"/>
+            </w:tcBorders>
+          </w:tcPr>
+          <w:p>
+            <w:pPr>
+              <w:spacing w:after="0" w:line="240" w:lineRule="auto"/>
+              <w:rPr>
+                <w:rFonts w:ascii="Times New Roman" w:hAnsi="Times New Roman" w:cs="Times New Roman"/>
+                <w:sz w:val="24"/>
+                <w:szCs w:val="24"/>
+              </w:rPr>
+            </w:pPr>
+            <w:r>
+              <w:rPr>
+                <w:rFonts w:ascii="Times New Roman" w:hAnsi="Times New Roman" w:cs="Times New Roman"/>
+                <w:sz w:val="24"/>
+                <w:szCs w:val="24"/>
+              </w:rPr>
+              <w:t>12.11.2025</w:t>
+            </w:r>
+          </w:p>
+        </w:tc>
+        <w:tc>
+          <w:tcPr>
+            <w:tcW w:w="4276" w:type="dxa"/>
+            <w:tcBorders>
+              <w:left w:val="single" w:sz="18" w:space="0" w:color="auto"/>
+              <w:right w:val="single" w:sz="18" w:space="0" w:color="auto"/>
+            </w:tcBorders>
+          </w:tcPr>
+          <w:p>
+            <w:pPr>
+              <w:spacing w:after="0" w:line="240" w:lineRule="auto"/>
+              <w:rPr>
+                <w:rFonts w:ascii="Times New Roman" w:hAnsi="Times New Roman" w:cs="Times New Roman"/>
+                <w:sz w:val="24"/>
+                <w:szCs w:val="24"/>
+              </w:rPr>
+            </w:pPr>
+            <w:r>
+              <w:rPr>
+                <w:rFonts w:ascii="Times New Roman" w:hAnsi="Times New Roman" w:cs="Times New Roman"/>
+                <w:sz w:val="24"/>
+                <w:szCs w:val="24"/>
+              </w:rPr>
+              <w:t>Тестирование приложение.</w:t>
+            </w:r>
+          </w:p>
+          <w:p>
+            <w:pPr>
+              <w:spacing w:after="0" w:line="240" w:lineRule="auto"/>
+              <w:rPr>
+                <w:rFonts w:ascii="Times New Roman" w:hAnsi="Times New Roman" w:cs="Times New Roman"/>
+                <w:sz w:val="24"/>
+                <w:szCs w:val="24"/>
+              </w:rPr>
+            </w:pPr>
+            <w:r>
+              <w:rPr>
+                <w:rFonts w:ascii="Times New Roman" w:hAnsi="Times New Roman" w:cs="Times New Roman"/>
+                <w:sz w:val="24"/>
+                <w:szCs w:val="24"/>
+              </w:rPr>
+              <w:t>Проведение регрессионного</w:t>
+            </w:r>
+          </w:p>
+        </w:tc>
+        <w:tc>
+          <w:tcPr>
+            <w:tcW w:w="2464" w:type="dxa"/>
+            <w:tcBorders>
+              <w:top w:val="single" w:sz="18" w:space="0" w:color="auto"/>
+              <w:left w:val="single" w:sz="18" w:space="0" w:color="auto"/>
+              <w:bottom w:val="single" w:sz="18" w:space="0" w:color="auto"/>
+              <w:right w:val="single" w:sz="18" w:space="0" w:color="auto"/>
+            </w:tcBorders>
+          </w:tcPr>
+          <w:p>
+            <w:pPr>
+              <w:spacing w:after="0" w:line="240" w:lineRule="auto"/>
+              <w:jc w:val="center"/>
+              <w:rPr>
+                <w:rFonts w:ascii="Times New Roman" w:hAnsi="Times New Roman" w:cs="Times New Roman"/>
+                <w:sz w:val="24"/>
+                <w:szCs w:val="24"/>
+              </w:rPr>
+            </w:pPr>
+            <w:r>
+              <w:rPr>
+                <w:rFonts w:ascii="Times New Roman" w:hAnsi="Times New Roman" w:cs="Times New Roman"/>
+                <w:sz w:val="24"/>
+                <w:szCs w:val="24"/>
+              </w:rPr>
+              <w:t>2</w:t>
+            </w:r>
+          </w:p>
+        </w:tc>
+      </w:tr>
+      <w:tr>
+        <w:tc>
+          <w:tcPr>
+            <w:tcW w:w="1555" w:type="dxa"/>
+            <w:tcBorders>
+              <w:left w:val="single" w:sz="18" w:space="0" w:color="auto"/>
+              <w:bottom w:val="single" w:sz="18" w:space="0" w:color="auto"/>
+              <w:right w:val="single" w:sz="18" w:space="0" w:color="auto"/>
+            </w:tcBorders>
+          </w:tcPr>
+          <w:p>
+            <w:pPr>
+              <w:spacing w:after="0" w:line="240" w:lineRule="auto"/>
+              <w:rPr>
+                <w:rFonts w:ascii="Times New Roman" w:hAnsi="Times New Roman" w:cs="Times New Roman"/>
+                <w:sz w:val="24"/>
+                <w:szCs w:val="24"/>
+              </w:rPr>
+            </w:pPr>
+            <w:r>
+              <w:rPr>
+                <w:rFonts w:ascii="Times New Roman" w:hAnsi="Times New Roman" w:cs="Times New Roman"/>
+                <w:sz w:val="24"/>
+                <w:szCs w:val="24"/>
+              </w:rPr>
+              <w:t>Тупик Павел Николаевич</w:t>
+            </w:r>
+          </w:p>
+        </w:tc>
+        <w:tc>
+          <w:tcPr>
+            <w:tcW w:w="1559" w:type="dxa"/>
+            <w:tcBorders>
+              <w:left w:val="single" w:sz="18" w:space="0" w:color="auto"/>
+              <w:bottom w:val="single" w:sz="18" w:space="0" w:color="auto"/>
+              <w:right w:val="single" w:sz="18" w:space="0" w:color="auto"/>
+            </w:tcBorders>
+          </w:tcPr>
+          <w:p>
+            <w:pPr>
+              <w:spacing w:after="0" w:line="240" w:lineRule="auto"/>
+              <w:rPr>
+                <w:rFonts w:ascii="Times New Roman" w:hAnsi="Times New Roman" w:cs="Times New Roman"/>
+                <w:sz w:val="24"/>
+                <w:szCs w:val="24"/>
+              </w:rPr>
+            </w:pPr>
+            <w:r>
+              <w:rPr>
+                <w:rFonts w:ascii="Times New Roman" w:hAnsi="Times New Roman" w:cs="Times New Roman"/>
+                <w:sz w:val="24"/>
+                <w:szCs w:val="24"/>
+              </w:rPr>
+              <w:t>14.11.2025</w:t>
+            </w:r>
+          </w:p>
+        </w:tc>
+        <w:tc>
+          <w:tcPr>
+            <w:tcW w:w="4276" w:type="dxa"/>
+            <w:tcBorders>
+              <w:left w:val="single" w:sz="18" w:space="0" w:color="auto"/>
+              <w:bottom w:val="single" w:sz="18" w:space="0" w:color="auto"/>
+              <w:right w:val="single" w:sz="18" w:space="0" w:color="auto"/>
+            </w:tcBorders>
+          </w:tcPr>
+          <w:p>
+            <w:pPr>
+              <w:spacing w:after="0" w:line="240" w:lineRule="auto"/>
+              <w:rPr>
+                <w:rFonts w:ascii="Times New Roman" w:hAnsi="Times New Roman" w:cs="Times New Roman"/>
+                <w:sz w:val="24"/>
+                <w:szCs w:val="24"/>
+              </w:rPr>
+            </w:pPr>
+            <w:r>
+              <w:rPr>
+                <w:rFonts w:ascii="Times New Roman" w:hAnsi="Times New Roman" w:cs="Times New Roman"/>
+                <w:sz w:val="24"/>
+                <w:szCs w:val="24"/>
+              </w:rPr>
+              <w:t>Составление отчёта о</w:t>
+            </w:r>
+          </w:p>
+          <w:p>
+            <w:pPr>
+              <w:spacing w:after="0" w:line="240" w:lineRule="auto"/>
+              <w:rPr>
+                <w:rFonts w:ascii="Times New Roman" w:hAnsi="Times New Roman" w:cs="Times New Roman"/>
+                <w:sz w:val="24"/>
+                <w:szCs w:val="24"/>
+              </w:rPr>
+            </w:pPr>
+            <w:r>
+              <w:rPr>
+                <w:rFonts w:ascii="Times New Roman" w:hAnsi="Times New Roman" w:cs="Times New Roman"/>
+                <w:sz w:val="24"/>
+                <w:szCs w:val="24"/>
+              </w:rPr>
+              <w:t>Результатах</w:t>
+            </w:r>
+            <w:r>
+              <w:rPr>
+                <w:rFonts w:ascii="Times New Roman" w:hAnsi="Times New Roman" w:cs="Times New Roman"/>
+                <w:sz w:val="24"/>
+                <w:szCs w:val="24"/>
+              </w:rPr>
+              <w:t xml:space="preserve"> </w:t>
+            </w:r>
+            <w:r>
+              <w:rPr>
+                <w:rFonts w:ascii="Times New Roman" w:hAnsi="Times New Roman" w:cs="Times New Roman"/>
+                <w:sz w:val="24"/>
+                <w:szCs w:val="24"/>
+              </w:rPr>
+              <w:t>тестирование</w:t>
+            </w:r>
+          </w:p>
+        </w:tc>
+        <w:tc>
+          <w:tcPr>
+            <w:tcW w:w="2464" w:type="dxa"/>
+            <w:tcBorders>
+              <w:top w:val="single" w:sz="18" w:space="0" w:color="auto"/>
+              <w:left w:val="single" w:sz="18" w:space="0" w:color="auto"/>
+              <w:bottom w:val="single" w:sz="18" w:space="0" w:color="auto"/>
+              <w:right w:val="single" w:sz="18" w:space="0" w:color="auto"/>
+            </w:tcBorders>
+          </w:tcPr>
+          <w:p>
+            <w:pPr>
+              <w:spacing w:after="0" w:line="240" w:lineRule="auto"/>
+              <w:jc w:val="center"/>
+              <w:rPr>
+                <w:rFonts w:ascii="Times New Roman" w:hAnsi="Times New Roman" w:cs="Times New Roman"/>
+                <w:sz w:val="24"/>
+                <w:szCs w:val="24"/>
+              </w:rPr>
+            </w:pPr>
+            <w:r>
+              <w:rPr>
+                <w:rFonts w:ascii="Times New Roman" w:hAnsi="Times New Roman" w:cs="Times New Roman"/>
+                <w:sz w:val="24"/>
+                <w:szCs w:val="24"/>
+              </w:rPr>
+              <w:t>2</w:t>
+            </w:r>
+          </w:p>
+        </w:tc>
+      </w:tr>
+    </w:tbl>
+    <w:p>
+      <w:pPr>
+        <w:spacing w:after="0" w:line="360" w:lineRule="exact"/>
+        <w:rPr>
+          <w:rFonts w:ascii="Times New Roman" w:hAnsi="Times New Roman" w:cs="Times New Roman"/>
+          <w:sz w:val="28"/>
+          <w:szCs w:val="28"/>
+        </w:rPr>
+      </w:pPr>
+    </w:p>
+    <w:p>
+      <w:pPr>
+        <w:spacing w:after="0" w:line="360" w:lineRule="exact"/>
+        <w:ind w:firstLine="720"/>
+        <w:rPr>
+          <w:rFonts w:ascii="Times New Roman" w:hAnsi="Times New Roman" w:cs="Times New Roman"/>
+          <w:sz w:val="28"/>
+          <w:szCs w:val="28"/>
+        </w:rPr>
+      </w:pPr>
+      <w:r>
+        <w:rPr>
+          <w:rFonts w:ascii="Times New Roman" w:hAnsi="Times New Roman" w:cs="Times New Roman"/>
+          <w:sz w:val="28"/>
+          <w:szCs w:val="28"/>
+        </w:rPr>
+        <w:t>Разработанные тест-кейсы и результаты тестирования представлены и</w:t>
+      </w:r>
+    </w:p>
+    <w:p>
+      <w:pPr>
+        <w:spacing w:after="0" w:line="360" w:lineRule="exact"/>
+        <w:rPr>
+          <w:rFonts w:ascii="Times New Roman" w:hAnsi="Times New Roman" w:cs="Times New Roman"/>
+          <w:sz w:val="28"/>
+          <w:szCs w:val="28"/>
+        </w:rPr>
+      </w:pPr>
+      <w:r>
+        <w:rPr>
+          <w:rFonts w:ascii="Times New Roman" w:hAnsi="Times New Roman" w:cs="Times New Roman"/>
+          <w:sz w:val="28"/>
+          <w:szCs w:val="28"/>
+        </w:rPr>
+        <w:t>описаны в приложении</w:t>
+      </w:r>
+      <w:r>
+        <w:rPr>
+          <w:rFonts w:ascii="Times New Roman" w:hAnsi="Times New Roman" w:cs="Times New Roman"/>
+          <w:sz w:val="28"/>
+          <w:szCs w:val="28"/>
+        </w:rPr>
+        <w:t xml:space="preserve"> В</w:t>
+      </w:r>
+      <w:r>
+        <w:rPr>
+          <w:rFonts w:ascii="Times New Roman" w:hAnsi="Times New Roman" w:cs="Times New Roman"/>
+          <w:sz w:val="28"/>
+          <w:szCs w:val="28"/>
+        </w:rPr>
+        <w:t xml:space="preserve"> таблица </w:t>
+      </w:r>
+      <w:r>
+        <w:rPr>
+          <w:rFonts w:ascii="Times New Roman" w:hAnsi="Times New Roman" w:cs="Times New Roman"/>
+          <w:sz w:val="28"/>
+          <w:szCs w:val="28"/>
+        </w:rPr>
+        <w:t>В</w:t>
+      </w:r>
+      <w:r>
+        <w:rPr>
+          <w:rFonts w:ascii="Times New Roman" w:hAnsi="Times New Roman" w:cs="Times New Roman"/>
+          <w:sz w:val="28"/>
+          <w:szCs w:val="28"/>
+        </w:rPr>
+        <w:t>.1. Статистика по разработанным тест-кейсам</w:t>
+      </w:r>
+    </w:p>
+    <w:p>
+      <w:pPr>
+        <w:spacing w:after="0" w:line="360" w:lineRule="exact"/>
+        <w:rPr>
+          <w:rFonts w:ascii="Times New Roman" w:hAnsi="Times New Roman" w:cs="Times New Roman"/>
+          <w:sz w:val="28"/>
+          <w:szCs w:val="28"/>
+        </w:rPr>
+      </w:pPr>
+      <w:r>
+        <w:rPr>
+          <w:rFonts w:ascii="Times New Roman" w:hAnsi="Times New Roman" w:cs="Times New Roman"/>
+          <w:sz w:val="28"/>
+          <w:szCs w:val="28"/>
+        </w:rPr>
+        <w:t xml:space="preserve">представлена в таблице </w:t>
+      </w:r>
+      <w:r>
+        <w:rPr>
+          <w:rFonts w:ascii="Times New Roman" w:hAnsi="Times New Roman" w:cs="Times New Roman"/>
+          <w:sz w:val="28"/>
+          <w:szCs w:val="28"/>
+        </w:rPr>
+        <w:t>7</w:t>
+      </w:r>
+      <w:r>
+        <w:rPr>
+          <w:rFonts w:ascii="Times New Roman" w:hAnsi="Times New Roman" w:cs="Times New Roman"/>
+          <w:sz w:val="28"/>
+          <w:szCs w:val="28"/>
+        </w:rPr>
+        <w:t>.</w:t>
+      </w:r>
+    </w:p>
+    <w:p>
+      <w:pPr>
+        <w:spacing w:after="0" w:line="360" w:lineRule="exact"/>
+        <w:rPr>
+          <w:rFonts w:ascii="Times New Roman" w:hAnsi="Times New Roman" w:cs="Times New Roman"/>
+          <w:sz w:val="28"/>
+          <w:szCs w:val="28"/>
+        </w:rPr>
+      </w:pPr>
+    </w:p>
+    <w:p>
+      <w:pPr>
+        <w:spacing w:after="0" w:line="360" w:lineRule="exact"/>
+        <w:rPr>
+          <w:rFonts w:ascii="Times New Roman" w:eastAsia="Times New Roman" w:hAnsi="Times New Roman" w:cs="Times New Roman"/>
+          <w:sz w:val="28"/>
+          <w:szCs w:val="28"/>
+          <w:lang w:eastAsia="en-US"/>
+        </w:rPr>
+      </w:pPr>
+      <w:r>
+        <w:rPr>
+          <w:rFonts w:ascii="Times New Roman" w:eastAsia="Times New Roman" w:hAnsi="Times New Roman" w:cs="Times New Roman"/>
+          <w:sz w:val="28"/>
+          <w:szCs w:val="28"/>
+          <w:lang w:eastAsia="en-US"/>
+        </w:rPr>
+        <w:t xml:space="preserve">Таблица </w:t>
+      </w:r>
+      <w:r>
+        <w:rPr>
+          <w:rFonts w:ascii="Times New Roman" w:eastAsia="Times New Roman" w:hAnsi="Times New Roman" w:cs="Times New Roman"/>
+          <w:sz w:val="28"/>
+          <w:szCs w:val="28"/>
+          <w:lang w:eastAsia="en-US"/>
+        </w:rPr>
+        <w:t>7</w:t>
+      </w:r>
+      <w:r>
+        <w:rPr>
+          <w:rFonts w:ascii="Times New Roman" w:eastAsia="Times New Roman" w:hAnsi="Times New Roman" w:cs="Times New Roman"/>
+          <w:sz w:val="28"/>
+          <w:szCs w:val="28"/>
+          <w:lang w:eastAsia="en-US"/>
+        </w:rPr>
+        <w:t xml:space="preserve"> – Статистика по разработанным тест-кейсам</w:t>
+      </w:r>
+    </w:p>
+    <w:tbl>
+      <w:tblPr>
+        <w:tblStyle w:val="ac"/>
+        <w:tblW w:w="0" w:type="auto"/>
+        <w:tblLook w:val="04A0" w:firstRow="1" w:lastRow="0" w:firstColumn="1" w:lastColumn="0" w:noHBand="0" w:noVBand="1"/>
+      </w:tblPr>
+      <w:tblGrid>
+        <w:gridCol w:w="2116"/>
+        <w:gridCol w:w="1617"/>
+        <w:gridCol w:w="1141"/>
+        <w:gridCol w:w="1156"/>
+        <w:gridCol w:w="1260"/>
+        <w:gridCol w:w="1291"/>
+        <w:gridCol w:w="1237"/>
+      </w:tblGrid>
+      <w:tr>
+        <w:tc>
+          <w:tcPr>
+            <w:tcW w:w="2116" w:type="dxa"/>
+            <w:vMerge w:val="restart"/>
+            <w:tcBorders>
+              <w:top w:val="single" w:sz="18" w:space="0" w:color="auto"/>
+              <w:left w:val="single" w:sz="18" w:space="0" w:color="auto"/>
+              <w:bottom w:val="single" w:sz="18" w:space="0" w:color="auto"/>
+              <w:right w:val="single" w:sz="18" w:space="0" w:color="auto"/>
+            </w:tcBorders>
+          </w:tcPr>
+          <w:p>
+            <w:pPr>
+              <w:spacing w:after="0" w:line="360" w:lineRule="exact"/>
+              <w:rPr>
+                <w:rFonts w:ascii="Times New Roman" w:eastAsia="Times New Roman" w:hAnsi="Times New Roman" w:cs="Times New Roman"/>
+                <w:sz w:val="28"/>
+                <w:szCs w:val="28"/>
+                <w:lang w:eastAsia="en-US"/>
+              </w:rPr>
+            </w:pPr>
+            <w:r>
+              <w:rPr>
+                <w:rFonts w:ascii="Times New Roman" w:eastAsia="Times New Roman" w:hAnsi="Times New Roman" w:cs="Times New Roman"/>
+                <w:sz w:val="28"/>
+                <w:szCs w:val="28"/>
+                <w:lang w:eastAsia="en-US"/>
+              </w:rPr>
+              <w:t>Статус</w:t>
+            </w:r>
+          </w:p>
+        </w:tc>
+        <w:tc>
+          <w:tcPr>
+            <w:tcW w:w="1617" w:type="dxa"/>
+            <w:vMerge w:val="restart"/>
+            <w:tcBorders>
+              <w:top w:val="single" w:sz="18" w:space="0" w:color="auto"/>
+              <w:left w:val="single" w:sz="18" w:space="0" w:color="auto"/>
+              <w:bottom w:val="single" w:sz="18" w:space="0" w:color="auto"/>
+              <w:right w:val="single" w:sz="18" w:space="0" w:color="auto"/>
+            </w:tcBorders>
+          </w:tcPr>
+          <w:p>
+            <w:pPr>
+              <w:spacing w:after="0" w:line="360" w:lineRule="exact"/>
+              <w:rPr>
+                <w:rFonts w:ascii="Times New Roman" w:eastAsia="Times New Roman" w:hAnsi="Times New Roman" w:cs="Times New Roman"/>
+                <w:sz w:val="28"/>
+                <w:szCs w:val="28"/>
+                <w:lang w:eastAsia="en-US"/>
+              </w:rPr>
+            </w:pPr>
+            <w:r>
+              <w:rPr>
+                <w:rFonts w:ascii="Times New Roman" w:eastAsia="Times New Roman" w:hAnsi="Times New Roman" w:cs="Times New Roman"/>
+                <w:sz w:val="28"/>
+                <w:szCs w:val="28"/>
+                <w:lang w:eastAsia="en-US"/>
+              </w:rPr>
+              <w:t>Количество</w:t>
+            </w:r>
+          </w:p>
+          <w:p>
+            <w:pPr>
+              <w:spacing w:after="0" w:line="360" w:lineRule="exact"/>
+              <w:rPr>
+                <w:rFonts w:ascii="Times New Roman" w:eastAsia="Times New Roman" w:hAnsi="Times New Roman" w:cs="Times New Roman"/>
+                <w:sz w:val="28"/>
+                <w:szCs w:val="28"/>
+                <w:lang w:eastAsia="en-US"/>
+              </w:rPr>
+            </w:pPr>
+            <w:r>
+              <w:rPr>
+                <w:rFonts w:ascii="Times New Roman" w:eastAsia="Times New Roman" w:hAnsi="Times New Roman" w:cs="Times New Roman"/>
+                <w:sz w:val="28"/>
+                <w:szCs w:val="28"/>
+                <w:lang w:eastAsia="en-US"/>
+              </w:rPr>
+              <w:t>тест-</w:t>
+            </w:r>
+          </w:p>
+          <w:p>
+            <w:pPr>
+              <w:spacing w:after="0" w:line="360" w:lineRule="exact"/>
+              <w:rPr>
+                <w:rFonts w:ascii="Times New Roman" w:eastAsia="Times New Roman" w:hAnsi="Times New Roman" w:cs="Times New Roman"/>
+                <w:sz w:val="28"/>
+                <w:szCs w:val="28"/>
+                <w:lang w:eastAsia="en-US"/>
+              </w:rPr>
+            </w:pPr>
+            <w:r>
+              <w:rPr>
+                <w:rFonts w:ascii="Times New Roman" w:eastAsia="Times New Roman" w:hAnsi="Times New Roman" w:cs="Times New Roman"/>
+                <w:sz w:val="28"/>
+                <w:szCs w:val="28"/>
+                <w:lang w:eastAsia="en-US"/>
+              </w:rPr>
+              <w:t>кейсов</w:t>
+            </w:r>
+          </w:p>
+        </w:tc>
+        <w:tc>
+          <w:tcPr>
+            <w:tcW w:w="6121" w:type="dxa"/>
+            <w:gridSpan w:val="5"/>
+            <w:tcBorders>
+              <w:top w:val="single" w:sz="18" w:space="0" w:color="auto"/>
+              <w:left w:val="single" w:sz="18" w:space="0" w:color="auto"/>
+              <w:bottom w:val="single" w:sz="4" w:space="0" w:color="auto"/>
+              <w:right w:val="single" w:sz="18" w:space="0" w:color="auto"/>
+            </w:tcBorders>
+          </w:tcPr>
+          <w:p>
+            <w:pPr>
+              <w:spacing w:after="0" w:line="360" w:lineRule="exact"/>
+              <w:rPr>
+                <w:rFonts w:ascii="Times New Roman" w:eastAsia="Times New Roman" w:hAnsi="Times New Roman" w:cs="Times New Roman"/>
+                <w:sz w:val="28"/>
+                <w:szCs w:val="28"/>
+                <w:lang w:eastAsia="en-US"/>
+              </w:rPr>
+            </w:pPr>
+            <w:r>
+              <w:rPr>
+                <w:rFonts w:ascii="Times New Roman" w:eastAsia="Times New Roman" w:hAnsi="Times New Roman" w:cs="Times New Roman"/>
+                <w:sz w:val="28"/>
+                <w:szCs w:val="28"/>
+                <w:lang w:eastAsia="en-US"/>
+              </w:rPr>
+              <w:t>Приоритет</w:t>
+            </w:r>
+          </w:p>
+        </w:tc>
+      </w:tr>
+      <w:tr>
+        <w:tc>
+          <w:tcPr>
+            <w:tcW w:w="2116" w:type="dxa"/>
+            <w:vMerge/>
+            <w:tcBorders>
+              <w:top w:val="single" w:sz="18" w:space="0" w:color="auto"/>
+              <w:left w:val="single" w:sz="18" w:space="0" w:color="auto"/>
+              <w:bottom w:val="single" w:sz="18" w:space="0" w:color="auto"/>
+              <w:right w:val="single" w:sz="18" w:space="0" w:color="auto"/>
+            </w:tcBorders>
+          </w:tcPr>
+          <w:p>
+            <w:pPr>
+              <w:spacing w:after="0" w:line="360" w:lineRule="exact"/>
+              <w:rPr>
+                <w:rFonts w:ascii="Times New Roman" w:eastAsia="Times New Roman" w:hAnsi="Times New Roman" w:cs="Times New Roman"/>
+                <w:sz w:val="28"/>
+                <w:szCs w:val="28"/>
+                <w:lang w:eastAsia="en-US"/>
+              </w:rPr>
+            </w:pPr>
+          </w:p>
+        </w:tc>
+        <w:tc>
+          <w:tcPr>
+            <w:tcW w:w="1617" w:type="dxa"/>
+            <w:vMerge/>
+            <w:tcBorders>
+              <w:top w:val="single" w:sz="18" w:space="0" w:color="auto"/>
+              <w:left w:val="single" w:sz="18" w:space="0" w:color="auto"/>
+              <w:bottom w:val="single" w:sz="18" w:space="0" w:color="auto"/>
+              <w:right w:val="single" w:sz="18" w:space="0" w:color="auto"/>
+            </w:tcBorders>
+          </w:tcPr>
+          <w:p>
+            <w:pPr>
+              <w:spacing w:after="0" w:line="360" w:lineRule="exact"/>
+              <w:rPr>
+                <w:rFonts w:ascii="Times New Roman" w:eastAsia="Times New Roman" w:hAnsi="Times New Roman" w:cs="Times New Roman"/>
+                <w:sz w:val="28"/>
+                <w:szCs w:val="28"/>
+                <w:lang w:eastAsia="en-US"/>
+              </w:rPr>
+            </w:pPr>
+          </w:p>
+        </w:tc>
+        <w:tc>
+          <w:tcPr>
+            <w:tcW w:w="1226" w:type="dxa"/>
+            <w:tcBorders>
+              <w:top w:val="single" w:sz="4" w:space="0" w:color="auto"/>
+              <w:left w:val="single" w:sz="18" w:space="0" w:color="auto"/>
+              <w:bottom w:val="single" w:sz="18" w:space="0" w:color="auto"/>
+              <w:right w:val="single" w:sz="18" w:space="0" w:color="auto"/>
+            </w:tcBorders>
+          </w:tcPr>
+          <w:p>
+            <w:pPr>
+              <w:spacing w:after="0" w:line="360" w:lineRule="exact"/>
+              <w:rPr>
+                <w:rFonts w:ascii="Times New Roman" w:eastAsia="Times New Roman" w:hAnsi="Times New Roman" w:cs="Times New Roman"/>
+                <w:sz w:val="28"/>
+                <w:szCs w:val="28"/>
+                <w:lang w:eastAsia="en-US"/>
+              </w:rPr>
+            </w:pPr>
+            <w:r>
+              <w:rPr>
+                <w:rFonts w:ascii="Times New Roman" w:eastAsia="Times New Roman" w:hAnsi="Times New Roman" w:cs="Times New Roman"/>
+                <w:sz w:val="28"/>
+                <w:szCs w:val="28"/>
+                <w:lang w:eastAsia="en-US"/>
+              </w:rPr>
+              <w:t>Крайне</w:t>
+            </w:r>
+          </w:p>
+          <w:p>
+            <w:pPr>
+              <w:spacing w:after="0" w:line="360" w:lineRule="exact"/>
+              <w:rPr>
+                <w:rFonts w:ascii="Times New Roman" w:eastAsia="Times New Roman" w:hAnsi="Times New Roman" w:cs="Times New Roman"/>
+                <w:sz w:val="28"/>
+                <w:szCs w:val="28"/>
+                <w:lang w:eastAsia="en-US"/>
+              </w:rPr>
+            </w:pPr>
+            <w:r>
+              <w:rPr>
+                <w:rFonts w:ascii="Times New Roman" w:eastAsia="Times New Roman" w:hAnsi="Times New Roman" w:cs="Times New Roman"/>
+                <w:sz w:val="28"/>
+                <w:szCs w:val="28"/>
+                <w:lang w:eastAsia="en-US"/>
+              </w:rPr>
+              <w:t>низкий</w:t>
+            </w:r>
+          </w:p>
+        </w:tc>
+        <w:tc>
+          <w:tcPr>
+            <w:tcW w:w="1225" w:type="dxa"/>
+            <w:tcBorders>
+              <w:top w:val="single" w:sz="4" w:space="0" w:color="auto"/>
+              <w:left w:val="single" w:sz="18" w:space="0" w:color="auto"/>
+              <w:bottom w:val="single" w:sz="18" w:space="0" w:color="auto"/>
+              <w:right w:val="single" w:sz="18" w:space="0" w:color="auto"/>
+            </w:tcBorders>
+          </w:tcPr>
+          <w:p>
+            <w:pPr>
+              <w:spacing w:after="0" w:line="360" w:lineRule="exact"/>
+              <w:rPr>
+                <w:rFonts w:ascii="Times New Roman" w:eastAsia="Times New Roman" w:hAnsi="Times New Roman" w:cs="Times New Roman"/>
+                <w:sz w:val="28"/>
+                <w:szCs w:val="28"/>
+                <w:lang w:eastAsia="en-US"/>
+              </w:rPr>
+            </w:pPr>
+            <w:r>
+              <w:rPr>
+                <w:rFonts w:ascii="Times New Roman" w:eastAsia="Times New Roman" w:hAnsi="Times New Roman" w:cs="Times New Roman"/>
+                <w:sz w:val="28"/>
+                <w:szCs w:val="28"/>
+                <w:lang w:eastAsia="en-US"/>
+              </w:rPr>
+              <w:t>Низкий</w:t>
+            </w:r>
+          </w:p>
+        </w:tc>
+        <w:tc>
+          <w:tcPr>
+            <w:tcW w:w="1224" w:type="dxa"/>
+            <w:tcBorders>
+              <w:top w:val="single" w:sz="4" w:space="0" w:color="auto"/>
+              <w:left w:val="single" w:sz="18" w:space="0" w:color="auto"/>
+              <w:bottom w:val="single" w:sz="18" w:space="0" w:color="auto"/>
+              <w:right w:val="single" w:sz="18" w:space="0" w:color="auto"/>
+            </w:tcBorders>
+          </w:tcPr>
+          <w:p>
+            <w:pPr>
+              <w:spacing w:after="0" w:line="360" w:lineRule="exact"/>
+              <w:rPr>
+                <w:rFonts w:ascii="Times New Roman" w:eastAsia="Times New Roman" w:hAnsi="Times New Roman" w:cs="Times New Roman"/>
+                <w:sz w:val="28"/>
+                <w:szCs w:val="28"/>
+                <w:lang w:eastAsia="en-US"/>
+              </w:rPr>
+            </w:pPr>
+            <w:r>
+              <w:rPr>
+                <w:rFonts w:ascii="Times New Roman" w:eastAsia="Times New Roman" w:hAnsi="Times New Roman" w:cs="Times New Roman"/>
+                <w:sz w:val="28"/>
+                <w:szCs w:val="28"/>
+                <w:lang w:eastAsia="en-US"/>
+              </w:rPr>
+              <w:t>Средний</w:t>
+            </w:r>
+          </w:p>
+        </w:tc>
+        <w:tc>
+          <w:tcPr>
+            <w:tcW w:w="1223" w:type="dxa"/>
+            <w:tcBorders>
+              <w:top w:val="single" w:sz="4" w:space="0" w:color="auto"/>
+              <w:left w:val="single" w:sz="18" w:space="0" w:color="auto"/>
+              <w:bottom w:val="single" w:sz="18" w:space="0" w:color="auto"/>
+              <w:right w:val="single" w:sz="18" w:space="0" w:color="auto"/>
+            </w:tcBorders>
+          </w:tcPr>
+          <w:p>
+            <w:pPr>
+              <w:spacing w:after="0" w:line="360" w:lineRule="exact"/>
+              <w:rPr>
+                <w:rFonts w:ascii="Times New Roman" w:eastAsia="Times New Roman" w:hAnsi="Times New Roman" w:cs="Times New Roman"/>
+                <w:sz w:val="28"/>
+                <w:szCs w:val="28"/>
+                <w:lang w:eastAsia="en-US"/>
+              </w:rPr>
+            </w:pPr>
+            <w:r>
+              <w:rPr>
+                <w:rFonts w:ascii="Times New Roman" w:eastAsia="Times New Roman" w:hAnsi="Times New Roman" w:cs="Times New Roman"/>
+                <w:sz w:val="28"/>
+                <w:szCs w:val="28"/>
+                <w:lang w:eastAsia="en-US"/>
+              </w:rPr>
+              <w:t>Высокий</w:t>
+            </w:r>
+          </w:p>
+        </w:tc>
+        <w:tc>
+          <w:tcPr>
+            <w:tcW w:w="1223" w:type="dxa"/>
+            <w:tcBorders>
+              <w:top w:val="single" w:sz="4" w:space="0" w:color="auto"/>
+              <w:left w:val="single" w:sz="18" w:space="0" w:color="auto"/>
+              <w:bottom w:val="single" w:sz="18" w:space="0" w:color="auto"/>
+              <w:right w:val="single" w:sz="18" w:space="0" w:color="auto"/>
+            </w:tcBorders>
+          </w:tcPr>
+          <w:p>
+            <w:pPr>
+              <w:spacing w:after="0" w:line="360" w:lineRule="exact"/>
+              <w:rPr>
+                <w:rFonts w:ascii="Times New Roman" w:eastAsia="Times New Roman" w:hAnsi="Times New Roman" w:cs="Times New Roman"/>
+                <w:sz w:val="28"/>
+                <w:szCs w:val="28"/>
+                <w:lang w:eastAsia="en-US"/>
+              </w:rPr>
+            </w:pPr>
+            <w:r>
+              <w:rPr>
+                <w:rFonts w:ascii="Times New Roman" w:eastAsia="Times New Roman" w:hAnsi="Times New Roman" w:cs="Times New Roman"/>
+                <w:sz w:val="28"/>
+                <w:szCs w:val="28"/>
+                <w:lang w:eastAsia="en-US"/>
+              </w:rPr>
+              <w:t>Крайне</w:t>
+            </w:r>
+          </w:p>
+          <w:p>
+            <w:pPr>
+              <w:spacing w:after="0" w:line="360" w:lineRule="exact"/>
+              <w:rPr>
+                <w:rFonts w:ascii="Times New Roman" w:eastAsia="Times New Roman" w:hAnsi="Times New Roman" w:cs="Times New Roman"/>
+                <w:sz w:val="28"/>
+                <w:szCs w:val="28"/>
+                <w:lang w:eastAsia="en-US"/>
+              </w:rPr>
+            </w:pPr>
+            <w:r>
+              <w:rPr>
+                <w:rFonts w:ascii="Times New Roman" w:eastAsia="Times New Roman" w:hAnsi="Times New Roman" w:cs="Times New Roman"/>
+                <w:sz w:val="28"/>
+                <w:szCs w:val="28"/>
+                <w:lang w:eastAsia="en-US"/>
+              </w:rPr>
+              <w:t>высокий</w:t>
+            </w:r>
+          </w:p>
+        </w:tc>
+      </w:tr>
+      <w:tr>
+        <w:tc>
+          <w:tcPr>
+            <w:tcW w:w="2116" w:type="dxa"/>
+            <w:tcBorders>
+              <w:top w:val="single" w:sz="18" w:space="0" w:color="auto"/>
+              <w:left w:val="single" w:sz="18" w:space="0" w:color="auto"/>
+              <w:bottom w:val="single" w:sz="18" w:space="0" w:color="auto"/>
+              <w:right w:val="single" w:sz="18" w:space="0" w:color="auto"/>
+            </w:tcBorders>
+          </w:tcPr>
+          <w:p>
+            <w:pPr>
+              <w:spacing w:after="0" w:line="360" w:lineRule="exact"/>
+              <w:rPr>
+                <w:rFonts w:ascii="Times New Roman" w:eastAsia="Times New Roman" w:hAnsi="Times New Roman" w:cs="Times New Roman"/>
+                <w:sz w:val="28"/>
+                <w:szCs w:val="28"/>
+                <w:lang w:eastAsia="en-US"/>
+              </w:rPr>
+            </w:pPr>
+            <w:r>
+              <w:rPr>
+                <w:rFonts w:ascii="Times New Roman" w:eastAsia="Times New Roman" w:hAnsi="Times New Roman" w:cs="Times New Roman"/>
+                <w:sz w:val="28"/>
+                <w:szCs w:val="28"/>
+                <w:lang w:eastAsia="en-US"/>
+              </w:rPr>
+              <w:t>Пройдено</w:t>
+            </w:r>
+          </w:p>
+        </w:tc>
+        <w:tc>
+          <w:tcPr>
+            <w:tcW w:w="1617" w:type="dxa"/>
+            <w:tcBorders>
+              <w:top w:val="single" w:sz="18" w:space="0" w:color="auto"/>
+              <w:left w:val="single" w:sz="18" w:space="0" w:color="auto"/>
+              <w:right w:val="single" w:sz="18" w:space="0" w:color="auto"/>
+            </w:tcBorders>
+          </w:tcPr>
+          <w:p>
+            <w:pPr>
+              <w:spacing w:after="0" w:line="360" w:lineRule="exact"/>
+              <w:jc w:val="center"/>
+              <w:rPr>
+                <w:rFonts w:ascii="Times New Roman" w:eastAsia="Times New Roman" w:hAnsi="Times New Roman" w:cs="Times New Roman"/>
+                <w:sz w:val="28"/>
+                <w:szCs w:val="28"/>
+                <w:lang w:eastAsia="en-US"/>
+              </w:rPr>
+            </w:pPr>
+            <w:r>
+              <w:rPr>
+                <w:rFonts w:ascii="Times New Roman" w:eastAsia="Times New Roman" w:hAnsi="Times New Roman" w:cs="Times New Roman"/>
+                <w:sz w:val="28"/>
+                <w:szCs w:val="28"/>
+                <w:lang w:eastAsia="en-US"/>
+              </w:rPr>
+              <w:t>10</w:t>
+            </w:r>
+          </w:p>
+        </w:tc>
+        <w:tc>
+          <w:tcPr>
+            <w:tcW w:w="1226" w:type="dxa"/>
+            <w:tcBorders>
+              <w:top w:val="single" w:sz="18" w:space="0" w:color="auto"/>
+              <w:left w:val="single" w:sz="18" w:space="0" w:color="auto"/>
+              <w:right w:val="single" w:sz="18" w:space="0" w:color="auto"/>
+            </w:tcBorders>
+          </w:tcPr>
+          <w:p>
+            <w:pPr>
+              <w:spacing w:after="0" w:line="360" w:lineRule="exact"/>
+              <w:jc w:val="center"/>
+              <w:rPr>
+                <w:rFonts w:ascii="Times New Roman" w:eastAsia="Times New Roman" w:hAnsi="Times New Roman" w:cs="Times New Roman"/>
+                <w:sz w:val="28"/>
+                <w:szCs w:val="28"/>
+                <w:lang w:eastAsia="en-US"/>
+              </w:rPr>
+            </w:pPr>
+            <w:r>
+              <w:rPr>
+                <w:rFonts w:ascii="Times New Roman" w:eastAsia="Times New Roman" w:hAnsi="Times New Roman" w:cs="Times New Roman"/>
+                <w:sz w:val="28"/>
+                <w:szCs w:val="28"/>
+                <w:lang w:eastAsia="en-US"/>
+              </w:rPr>
+              <w:t>0</w:t>
+            </w:r>
+          </w:p>
+        </w:tc>
+        <w:tc>
+          <w:tcPr>
+            <w:tcW w:w="1225" w:type="dxa"/>
+            <w:tcBorders>
+              <w:top w:val="single" w:sz="18" w:space="0" w:color="auto"/>
+              <w:left w:val="single" w:sz="18" w:space="0" w:color="auto"/>
+              <w:right w:val="single" w:sz="18" w:space="0" w:color="auto"/>
+            </w:tcBorders>
+          </w:tcPr>
+          <w:p>
+            <w:pPr>
+              <w:spacing w:after="0" w:line="360" w:lineRule="exact"/>
+              <w:jc w:val="center"/>
+              <w:rPr>
+                <w:rFonts w:ascii="Times New Roman" w:eastAsia="Times New Roman" w:hAnsi="Times New Roman" w:cs="Times New Roman"/>
+                <w:sz w:val="28"/>
+                <w:szCs w:val="28"/>
+                <w:lang w:eastAsia="en-US"/>
+              </w:rPr>
+            </w:pPr>
+            <w:r>
+              <w:rPr>
+                <w:rFonts w:ascii="Times New Roman" w:eastAsia="Times New Roman" w:hAnsi="Times New Roman" w:cs="Times New Roman"/>
+                <w:sz w:val="28"/>
+                <w:szCs w:val="28"/>
+                <w:lang w:eastAsia="en-US"/>
+              </w:rPr>
+              <w:t>0</w:t>
+            </w:r>
+          </w:p>
+        </w:tc>
+        <w:tc>
+          <w:tcPr>
+            <w:tcW w:w="1224" w:type="dxa"/>
+            <w:tcBorders>
+              <w:top w:val="single" w:sz="18" w:space="0" w:color="auto"/>
+              <w:left w:val="single" w:sz="18" w:space="0" w:color="auto"/>
+              <w:right w:val="single" w:sz="18" w:space="0" w:color="auto"/>
+            </w:tcBorders>
+          </w:tcPr>
+          <w:p>
+            <w:pPr>
+              <w:spacing w:after="0" w:line="360" w:lineRule="exact"/>
+              <w:jc w:val="center"/>
+              <w:rPr>
+                <w:rFonts w:ascii="Times New Roman" w:eastAsia="Times New Roman" w:hAnsi="Times New Roman" w:cs="Times New Roman"/>
+                <w:sz w:val="28"/>
+                <w:szCs w:val="28"/>
+                <w:lang w:eastAsia="en-US"/>
+              </w:rPr>
+            </w:pPr>
+            <w:r>
+              <w:rPr>
+                <w:rFonts w:ascii="Times New Roman" w:eastAsia="Times New Roman" w:hAnsi="Times New Roman" w:cs="Times New Roman"/>
+                <w:sz w:val="28"/>
+                <w:szCs w:val="28"/>
+                <w:lang w:eastAsia="en-US"/>
+              </w:rPr>
+              <w:t>7</w:t>
+            </w:r>
+          </w:p>
+        </w:tc>
+        <w:tc>
+          <w:tcPr>
+            <w:tcW w:w="1223" w:type="dxa"/>
+            <w:tcBorders>
+              <w:top w:val="single" w:sz="18" w:space="0" w:color="auto"/>
+              <w:left w:val="single" w:sz="18" w:space="0" w:color="auto"/>
+              <w:right w:val="single" w:sz="18" w:space="0" w:color="auto"/>
+            </w:tcBorders>
+          </w:tcPr>
+          <w:p>
+            <w:pPr>
+              <w:spacing w:after="0" w:line="360" w:lineRule="exact"/>
+              <w:jc w:val="center"/>
+              <w:rPr>
+                <w:rFonts w:ascii="Times New Roman" w:eastAsia="Times New Roman" w:hAnsi="Times New Roman" w:cs="Times New Roman"/>
+                <w:sz w:val="28"/>
+                <w:szCs w:val="28"/>
+                <w:lang w:eastAsia="en-US"/>
+              </w:rPr>
+            </w:pPr>
+            <w:r>
+              <w:rPr>
+                <w:rFonts w:ascii="Times New Roman" w:eastAsia="Times New Roman" w:hAnsi="Times New Roman" w:cs="Times New Roman"/>
+                <w:sz w:val="28"/>
+                <w:szCs w:val="28"/>
+                <w:lang w:eastAsia="en-US"/>
+              </w:rPr>
+              <w:t>3</w:t>
+            </w:r>
+          </w:p>
+        </w:tc>
+        <w:tc>
+          <w:tcPr>
+            <w:tcW w:w="1223" w:type="dxa"/>
+            <w:tcBorders>
+              <w:top w:val="single" w:sz="18" w:space="0" w:color="auto"/>
+              <w:left w:val="single" w:sz="18" w:space="0" w:color="auto"/>
+              <w:right w:val="single" w:sz="18" w:space="0" w:color="auto"/>
+            </w:tcBorders>
+          </w:tcPr>
+          <w:p>
+            <w:pPr>
+              <w:spacing w:after="0" w:line="360" w:lineRule="exact"/>
+              <w:jc w:val="center"/>
+              <w:rPr>
+                <w:rFonts w:ascii="Times New Roman" w:eastAsia="Times New Roman" w:hAnsi="Times New Roman" w:cs="Times New Roman"/>
+                <w:sz w:val="28"/>
+                <w:szCs w:val="28"/>
+                <w:lang w:eastAsia="en-US"/>
+              </w:rPr>
+            </w:pPr>
+            <w:r>
+              <w:rPr>
+                <w:rFonts w:ascii="Times New Roman" w:eastAsia="Times New Roman" w:hAnsi="Times New Roman" w:cs="Times New Roman"/>
+                <w:sz w:val="28"/>
+                <w:szCs w:val="28"/>
+                <w:lang w:eastAsia="en-US"/>
+              </w:rPr>
+              <w:t>0</w:t>
+            </w:r>
+          </w:p>
+        </w:tc>
+      </w:tr>
+      <w:tr>
+        <w:tc>
+          <w:tcPr>
+            <w:tcW w:w="2116" w:type="dxa"/>
+            <w:tcBorders>
+              <w:top w:val="single" w:sz="18" w:space="0" w:color="auto"/>
+              <w:left w:val="single" w:sz="18" w:space="0" w:color="auto"/>
+              <w:bottom w:val="single" w:sz="18" w:space="0" w:color="auto"/>
+              <w:right w:val="single" w:sz="18" w:space="0" w:color="auto"/>
+            </w:tcBorders>
+          </w:tcPr>
+          <w:p>
+            <w:pPr>
+              <w:spacing w:after="0" w:line="360" w:lineRule="exact"/>
+              <w:rPr>
+                <w:rFonts w:ascii="Times New Roman" w:eastAsia="Times New Roman" w:hAnsi="Times New Roman" w:cs="Times New Roman"/>
+                <w:sz w:val="28"/>
+                <w:szCs w:val="28"/>
+                <w:lang w:eastAsia="en-US"/>
+              </w:rPr>
+            </w:pPr>
+            <w:r>
+              <w:rPr>
+                <w:rFonts w:ascii="Times New Roman" w:eastAsia="Times New Roman" w:hAnsi="Times New Roman" w:cs="Times New Roman"/>
+                <w:sz w:val="28"/>
+                <w:szCs w:val="28"/>
+                <w:lang w:eastAsia="en-US"/>
+              </w:rPr>
+              <w:t xml:space="preserve">Не </w:t>
+            </w:r>
+            <w:r>
+              <w:rPr>
+                <w:rFonts w:ascii="Times New Roman" w:eastAsia="Times New Roman" w:hAnsi="Times New Roman" w:cs="Times New Roman"/>
+                <w:sz w:val="28"/>
+                <w:szCs w:val="28"/>
+                <w:lang w:eastAsia="en-US"/>
+              </w:rPr>
+              <w:t>Пройдено</w:t>
+            </w:r>
+          </w:p>
+        </w:tc>
+        <w:tc>
+          <w:tcPr>
+            <w:tcW w:w="1617" w:type="dxa"/>
+            <w:tcBorders>
+              <w:left w:val="single" w:sz="18" w:space="0" w:color="auto"/>
+              <w:right w:val="single" w:sz="18" w:space="0" w:color="auto"/>
+            </w:tcBorders>
+          </w:tcPr>
+          <w:p>
+            <w:pPr>
+              <w:spacing w:after="0" w:line="360" w:lineRule="exact"/>
+              <w:jc w:val="center"/>
+              <w:rPr>
+                <w:rFonts w:ascii="Times New Roman" w:eastAsia="Times New Roman" w:hAnsi="Times New Roman" w:cs="Times New Roman"/>
+                <w:sz w:val="28"/>
+                <w:szCs w:val="28"/>
+                <w:lang w:eastAsia="en-US"/>
+              </w:rPr>
+            </w:pPr>
+            <w:r>
+              <w:rPr>
+                <w:rFonts w:ascii="Times New Roman" w:eastAsia="Times New Roman" w:hAnsi="Times New Roman" w:cs="Times New Roman"/>
+                <w:sz w:val="28"/>
+                <w:szCs w:val="28"/>
+                <w:lang w:eastAsia="en-US"/>
+              </w:rPr>
+              <w:t>0</w:t>
+            </w:r>
+          </w:p>
+        </w:tc>
+        <w:tc>
+          <w:tcPr>
+            <w:tcW w:w="1226" w:type="dxa"/>
+            <w:tcBorders>
+              <w:left w:val="single" w:sz="18" w:space="0" w:color="auto"/>
+              <w:right w:val="single" w:sz="18" w:space="0" w:color="auto"/>
+            </w:tcBorders>
+          </w:tcPr>
+          <w:p>
+            <w:pPr>
+              <w:spacing w:after="0" w:line="360" w:lineRule="exact"/>
+              <w:jc w:val="center"/>
+              <w:rPr>
+                <w:rFonts w:ascii="Times New Roman" w:eastAsia="Times New Roman" w:hAnsi="Times New Roman" w:cs="Times New Roman"/>
+                <w:sz w:val="28"/>
+                <w:szCs w:val="28"/>
+                <w:lang w:eastAsia="en-US"/>
+              </w:rPr>
+            </w:pPr>
+            <w:r>
+              <w:rPr>
+                <w:rFonts w:ascii="Times New Roman" w:eastAsia="Times New Roman" w:hAnsi="Times New Roman" w:cs="Times New Roman"/>
+                <w:sz w:val="28"/>
+                <w:szCs w:val="28"/>
+                <w:lang w:eastAsia="en-US"/>
+              </w:rPr>
+              <w:t>0</w:t>
+            </w:r>
+          </w:p>
+        </w:tc>
+        <w:tc>
+          <w:tcPr>
+            <w:tcW w:w="1225" w:type="dxa"/>
+            <w:tcBorders>
+              <w:left w:val="single" w:sz="18" w:space="0" w:color="auto"/>
+              <w:right w:val="single" w:sz="18" w:space="0" w:color="auto"/>
+            </w:tcBorders>
+          </w:tcPr>
+          <w:p>
+            <w:pPr>
+              <w:spacing w:after="0" w:line="360" w:lineRule="exact"/>
+              <w:jc w:val="center"/>
+              <w:rPr>
+                <w:rFonts w:ascii="Times New Roman" w:eastAsia="Times New Roman" w:hAnsi="Times New Roman" w:cs="Times New Roman"/>
+                <w:sz w:val="28"/>
+                <w:szCs w:val="28"/>
+                <w:lang w:eastAsia="en-US"/>
+              </w:rPr>
+            </w:pPr>
+            <w:r>
+              <w:rPr>
+                <w:rFonts w:ascii="Times New Roman" w:eastAsia="Times New Roman" w:hAnsi="Times New Roman" w:cs="Times New Roman"/>
+                <w:sz w:val="28"/>
+                <w:szCs w:val="28"/>
+                <w:lang w:eastAsia="en-US"/>
+              </w:rPr>
+              <w:t>0</w:t>
+            </w:r>
+          </w:p>
+        </w:tc>
+        <w:tc>
+          <w:tcPr>
+            <w:tcW w:w="1224" w:type="dxa"/>
+            <w:tcBorders>
+              <w:left w:val="single" w:sz="18" w:space="0" w:color="auto"/>
+              <w:right w:val="single" w:sz="18" w:space="0" w:color="auto"/>
+            </w:tcBorders>
+          </w:tcPr>
+          <w:p>
+            <w:pPr>
+              <w:spacing w:after="0" w:line="360" w:lineRule="exact"/>
+              <w:jc w:val="center"/>
+              <w:rPr>
+                <w:rFonts w:ascii="Times New Roman" w:eastAsia="Times New Roman" w:hAnsi="Times New Roman" w:cs="Times New Roman"/>
+                <w:sz w:val="28"/>
+                <w:szCs w:val="28"/>
+                <w:lang w:eastAsia="en-US"/>
+              </w:rPr>
+            </w:pPr>
+            <w:r>
+              <w:rPr>
+                <w:rFonts w:ascii="Times New Roman" w:eastAsia="Times New Roman" w:hAnsi="Times New Roman" w:cs="Times New Roman"/>
+                <w:sz w:val="28"/>
+                <w:szCs w:val="28"/>
+                <w:lang w:eastAsia="en-US"/>
+              </w:rPr>
+              <w:t>0</w:t>
+            </w:r>
+          </w:p>
+        </w:tc>
+        <w:tc>
+          <w:tcPr>
+            <w:tcW w:w="1223" w:type="dxa"/>
+            <w:tcBorders>
+              <w:left w:val="single" w:sz="18" w:space="0" w:color="auto"/>
+              <w:right w:val="single" w:sz="18" w:space="0" w:color="auto"/>
+            </w:tcBorders>
+          </w:tcPr>
+          <w:p>
+            <w:pPr>
+              <w:spacing w:after="0" w:line="360" w:lineRule="exact"/>
+              <w:jc w:val="center"/>
+              <w:rPr>
+                <w:rFonts w:ascii="Times New Roman" w:eastAsia="Times New Roman" w:hAnsi="Times New Roman" w:cs="Times New Roman"/>
+                <w:sz w:val="28"/>
+                <w:szCs w:val="28"/>
+                <w:lang w:eastAsia="en-US"/>
+              </w:rPr>
+            </w:pPr>
+            <w:r>
+              <w:rPr>
+                <w:rFonts w:ascii="Times New Roman" w:eastAsia="Times New Roman" w:hAnsi="Times New Roman" w:cs="Times New Roman"/>
+                <w:sz w:val="28"/>
+                <w:szCs w:val="28"/>
+                <w:lang w:eastAsia="en-US"/>
+              </w:rPr>
+              <w:t>0</w:t>
+            </w:r>
+          </w:p>
+        </w:tc>
+        <w:tc>
+          <w:tcPr>
+            <w:tcW w:w="1223" w:type="dxa"/>
+            <w:tcBorders>
+              <w:left w:val="single" w:sz="18" w:space="0" w:color="auto"/>
+              <w:right w:val="single" w:sz="18" w:space="0" w:color="auto"/>
+            </w:tcBorders>
+          </w:tcPr>
+          <w:p>
+            <w:pPr>
+              <w:spacing w:after="0" w:line="360" w:lineRule="exact"/>
+              <w:jc w:val="center"/>
+              <w:rPr>
+                <w:rFonts w:ascii="Times New Roman" w:eastAsia="Times New Roman" w:hAnsi="Times New Roman" w:cs="Times New Roman"/>
+                <w:sz w:val="28"/>
+                <w:szCs w:val="28"/>
+                <w:lang w:eastAsia="en-US"/>
+              </w:rPr>
+            </w:pPr>
+            <w:r>
+              <w:rPr>
+                <w:rFonts w:ascii="Times New Roman" w:eastAsia="Times New Roman" w:hAnsi="Times New Roman" w:cs="Times New Roman"/>
+                <w:sz w:val="28"/>
+                <w:szCs w:val="28"/>
+                <w:lang w:eastAsia="en-US"/>
+              </w:rPr>
+              <w:t>0</w:t>
+            </w:r>
+          </w:p>
+        </w:tc>
+      </w:tr>
+      <w:tr>
+        <w:tc>
+          <w:tcPr>
+            <w:tcW w:w="2116" w:type="dxa"/>
+            <w:tcBorders>
+              <w:top w:val="single" w:sz="18" w:space="0" w:color="auto"/>
+              <w:left w:val="single" w:sz="18" w:space="0" w:color="auto"/>
+              <w:bottom w:val="single" w:sz="18" w:space="0" w:color="auto"/>
+              <w:right w:val="single" w:sz="18" w:space="0" w:color="auto"/>
+            </w:tcBorders>
+          </w:tcPr>
+          <w:p>
+            <w:pPr>
+              <w:spacing w:after="0" w:line="360" w:lineRule="exact"/>
+              <w:rPr>
+                <w:rFonts w:ascii="Times New Roman" w:eastAsia="Times New Roman" w:hAnsi="Times New Roman" w:cs="Times New Roman"/>
+                <w:sz w:val="28"/>
+                <w:szCs w:val="28"/>
+                <w:lang w:eastAsia="en-US"/>
+              </w:rPr>
+            </w:pPr>
+            <w:r>
+              <w:rPr>
+                <w:rFonts w:ascii="Times New Roman" w:eastAsia="Times New Roman" w:hAnsi="Times New Roman" w:cs="Times New Roman"/>
+                <w:sz w:val="28"/>
+                <w:szCs w:val="28"/>
+                <w:lang w:eastAsia="en-US"/>
+              </w:rPr>
+              <w:t>Заблокировано</w:t>
+            </w:r>
+          </w:p>
+        </w:tc>
+        <w:tc>
+          <w:tcPr>
+            <w:tcW w:w="1617" w:type="dxa"/>
+            <w:tcBorders>
+              <w:left w:val="single" w:sz="18" w:space="0" w:color="auto"/>
+              <w:right w:val="single" w:sz="18" w:space="0" w:color="auto"/>
+            </w:tcBorders>
+          </w:tcPr>
+          <w:p>
+            <w:pPr>
+              <w:spacing w:after="0" w:line="360" w:lineRule="exact"/>
+              <w:jc w:val="center"/>
+              <w:rPr>
+                <w:rFonts w:ascii="Times New Roman" w:eastAsia="Times New Roman" w:hAnsi="Times New Roman" w:cs="Times New Roman"/>
+                <w:sz w:val="28"/>
+                <w:szCs w:val="28"/>
+                <w:lang w:eastAsia="en-US"/>
+              </w:rPr>
+            </w:pPr>
+            <w:r>
+              <w:rPr>
+                <w:rFonts w:ascii="Times New Roman" w:eastAsia="Times New Roman" w:hAnsi="Times New Roman" w:cs="Times New Roman"/>
+                <w:sz w:val="28"/>
+                <w:szCs w:val="28"/>
+                <w:lang w:eastAsia="en-US"/>
+              </w:rPr>
+              <w:t>0</w:t>
+            </w:r>
+          </w:p>
+        </w:tc>
+        <w:tc>
+          <w:tcPr>
+            <w:tcW w:w="1226" w:type="dxa"/>
+            <w:tcBorders>
+              <w:left w:val="single" w:sz="18" w:space="0" w:color="auto"/>
+              <w:right w:val="single" w:sz="18" w:space="0" w:color="auto"/>
+            </w:tcBorders>
+          </w:tcPr>
+          <w:p>
+            <w:pPr>
+              <w:spacing w:after="0" w:line="360" w:lineRule="exact"/>
+              <w:jc w:val="center"/>
+              <w:rPr>
+                <w:rFonts w:ascii="Times New Roman" w:eastAsia="Times New Roman" w:hAnsi="Times New Roman" w:cs="Times New Roman"/>
+                <w:sz w:val="28"/>
+                <w:szCs w:val="28"/>
+                <w:lang w:eastAsia="en-US"/>
+              </w:rPr>
+            </w:pPr>
+            <w:r>
+              <w:rPr>
+                <w:rFonts w:ascii="Times New Roman" w:eastAsia="Times New Roman" w:hAnsi="Times New Roman" w:cs="Times New Roman"/>
+                <w:sz w:val="28"/>
+                <w:szCs w:val="28"/>
+                <w:lang w:eastAsia="en-US"/>
+              </w:rPr>
+              <w:t>0</w:t>
+            </w:r>
+          </w:p>
+        </w:tc>
+        <w:tc>
+          <w:tcPr>
+            <w:tcW w:w="1225" w:type="dxa"/>
+            <w:tcBorders>
+              <w:left w:val="single" w:sz="18" w:space="0" w:color="auto"/>
+              <w:right w:val="single" w:sz="18" w:space="0" w:color="auto"/>
+            </w:tcBorders>
+          </w:tcPr>
+          <w:p>
+            <w:pPr>
+              <w:spacing w:after="0" w:line="360" w:lineRule="exact"/>
+              <w:jc w:val="center"/>
+              <w:rPr>
+                <w:rFonts w:ascii="Times New Roman" w:eastAsia="Times New Roman" w:hAnsi="Times New Roman" w:cs="Times New Roman"/>
+                <w:sz w:val="28"/>
+                <w:szCs w:val="28"/>
+                <w:lang w:eastAsia="en-US"/>
+              </w:rPr>
+            </w:pPr>
+            <w:r>
+              <w:rPr>
+                <w:rFonts w:ascii="Times New Roman" w:eastAsia="Times New Roman" w:hAnsi="Times New Roman" w:cs="Times New Roman"/>
+                <w:sz w:val="28"/>
+                <w:szCs w:val="28"/>
+                <w:lang w:eastAsia="en-US"/>
+              </w:rPr>
+              <w:t>0</w:t>
+            </w:r>
+          </w:p>
+        </w:tc>
+        <w:tc>
+          <w:tcPr>
+            <w:tcW w:w="1224" w:type="dxa"/>
+            <w:tcBorders>
+              <w:left w:val="single" w:sz="18" w:space="0" w:color="auto"/>
+              <w:right w:val="single" w:sz="18" w:space="0" w:color="auto"/>
+            </w:tcBorders>
+          </w:tcPr>
+          <w:p>
+            <w:pPr>
+              <w:spacing w:after="0" w:line="360" w:lineRule="exact"/>
+              <w:jc w:val="center"/>
+              <w:rPr>
+                <w:rFonts w:ascii="Times New Roman" w:eastAsia="Times New Roman" w:hAnsi="Times New Roman" w:cs="Times New Roman"/>
+                <w:sz w:val="28"/>
+                <w:szCs w:val="28"/>
+                <w:lang w:eastAsia="en-US"/>
+              </w:rPr>
+            </w:pPr>
+            <w:r>
+              <w:rPr>
+                <w:rFonts w:ascii="Times New Roman" w:eastAsia="Times New Roman" w:hAnsi="Times New Roman" w:cs="Times New Roman"/>
+                <w:sz w:val="28"/>
+                <w:szCs w:val="28"/>
+                <w:lang w:eastAsia="en-US"/>
+              </w:rPr>
+              <w:t>0</w:t>
+            </w:r>
+          </w:p>
+        </w:tc>
+        <w:tc>
+          <w:tcPr>
+            <w:tcW w:w="1223" w:type="dxa"/>
+            <w:tcBorders>
+              <w:left w:val="single" w:sz="18" w:space="0" w:color="auto"/>
+              <w:right w:val="single" w:sz="18" w:space="0" w:color="auto"/>
+            </w:tcBorders>
+          </w:tcPr>
+          <w:p>
+            <w:pPr>
+              <w:spacing w:after="0" w:line="360" w:lineRule="exact"/>
+              <w:jc w:val="center"/>
+              <w:rPr>
+                <w:rFonts w:ascii="Times New Roman" w:eastAsia="Times New Roman" w:hAnsi="Times New Roman" w:cs="Times New Roman"/>
+                <w:sz w:val="28"/>
+                <w:szCs w:val="28"/>
+                <w:lang w:eastAsia="en-US"/>
+              </w:rPr>
+            </w:pPr>
+            <w:r>
+              <w:rPr>
+                <w:rFonts w:ascii="Times New Roman" w:eastAsia="Times New Roman" w:hAnsi="Times New Roman" w:cs="Times New Roman"/>
+                <w:sz w:val="28"/>
+                <w:szCs w:val="28"/>
+                <w:lang w:eastAsia="en-US"/>
+              </w:rPr>
+              <w:t>0</w:t>
+            </w:r>
+          </w:p>
+        </w:tc>
+        <w:tc>
+          <w:tcPr>
+            <w:tcW w:w="1223" w:type="dxa"/>
+            <w:tcBorders>
+              <w:left w:val="single" w:sz="18" w:space="0" w:color="auto"/>
+              <w:right w:val="single" w:sz="18" w:space="0" w:color="auto"/>
+            </w:tcBorders>
+          </w:tcPr>
+          <w:p>
+            <w:pPr>
+              <w:spacing w:after="0" w:line="360" w:lineRule="exact"/>
+              <w:jc w:val="center"/>
+              <w:rPr>
+                <w:rFonts w:ascii="Times New Roman" w:eastAsia="Times New Roman" w:hAnsi="Times New Roman" w:cs="Times New Roman"/>
+                <w:sz w:val="28"/>
+                <w:szCs w:val="28"/>
+                <w:lang w:eastAsia="en-US"/>
+              </w:rPr>
+            </w:pPr>
+            <w:r>
+              <w:rPr>
+                <w:rFonts w:ascii="Times New Roman" w:eastAsia="Times New Roman" w:hAnsi="Times New Roman" w:cs="Times New Roman"/>
+                <w:sz w:val="28"/>
+                <w:szCs w:val="28"/>
+                <w:lang w:eastAsia="en-US"/>
+              </w:rPr>
+              <w:t>0</w:t>
+            </w:r>
+          </w:p>
+        </w:tc>
+      </w:tr>
+      <w:tr>
+        <w:tc>
+          <w:tcPr>
+            <w:tcW w:w="2116" w:type="dxa"/>
+            <w:tcBorders>
+              <w:top w:val="single" w:sz="18" w:space="0" w:color="auto"/>
+              <w:left w:val="single" w:sz="18" w:space="0" w:color="auto"/>
+              <w:bottom w:val="single" w:sz="18" w:space="0" w:color="auto"/>
+              <w:right w:val="single" w:sz="18" w:space="0" w:color="auto"/>
+            </w:tcBorders>
+          </w:tcPr>
+          <w:p>
+            <w:pPr>
+              <w:spacing w:after="0" w:line="360" w:lineRule="exact"/>
+              <w:rPr>
+                <w:rFonts w:ascii="Times New Roman" w:eastAsia="Times New Roman" w:hAnsi="Times New Roman" w:cs="Times New Roman"/>
+                <w:sz w:val="28"/>
+                <w:szCs w:val="28"/>
+                <w:lang w:eastAsia="en-US"/>
+              </w:rPr>
+            </w:pPr>
+            <w:r>
+              <w:rPr>
+                <w:rFonts w:ascii="Times New Roman" w:eastAsia="Times New Roman" w:hAnsi="Times New Roman" w:cs="Times New Roman"/>
+                <w:sz w:val="28"/>
+                <w:szCs w:val="28"/>
+                <w:lang w:eastAsia="en-US"/>
+              </w:rPr>
+              <w:t>Не</w:t>
+            </w:r>
+          </w:p>
+          <w:p>
+            <w:pPr>
+              <w:spacing w:after="0" w:line="360" w:lineRule="exact"/>
+              <w:rPr>
+                <w:rFonts w:ascii="Times New Roman" w:eastAsia="Times New Roman" w:hAnsi="Times New Roman" w:cs="Times New Roman"/>
+                <w:sz w:val="28"/>
+                <w:szCs w:val="28"/>
+                <w:lang w:eastAsia="en-US"/>
+              </w:rPr>
+            </w:pPr>
+            <w:r>
+              <w:rPr>
+                <w:rFonts w:ascii="Times New Roman" w:eastAsia="Times New Roman" w:hAnsi="Times New Roman" w:cs="Times New Roman"/>
+                <w:sz w:val="28"/>
+                <w:szCs w:val="28"/>
+                <w:lang w:eastAsia="en-US"/>
+              </w:rPr>
+              <w:t>протестировано</w:t>
+            </w:r>
+          </w:p>
+        </w:tc>
+        <w:tc>
+          <w:tcPr>
+            <w:tcW w:w="1617" w:type="dxa"/>
+            <w:tcBorders>
+              <w:left w:val="single" w:sz="18" w:space="0" w:color="auto"/>
+              <w:bottom w:val="single" w:sz="18" w:space="0" w:color="auto"/>
+              <w:right w:val="single" w:sz="18" w:space="0" w:color="auto"/>
+            </w:tcBorders>
+          </w:tcPr>
+          <w:p>
+            <w:pPr>
+              <w:spacing w:after="0" w:line="360" w:lineRule="exact"/>
+              <w:jc w:val="center"/>
+              <w:rPr>
+                <w:rFonts w:ascii="Times New Roman" w:eastAsia="Times New Roman" w:hAnsi="Times New Roman" w:cs="Times New Roman"/>
+                <w:sz w:val="28"/>
+                <w:szCs w:val="28"/>
+                <w:lang w:eastAsia="en-US"/>
+              </w:rPr>
+            </w:pPr>
+            <w:r>
+              <w:rPr>
+                <w:rFonts w:ascii="Times New Roman" w:eastAsia="Times New Roman" w:hAnsi="Times New Roman" w:cs="Times New Roman"/>
+                <w:sz w:val="28"/>
+                <w:szCs w:val="28"/>
+                <w:lang w:eastAsia="en-US"/>
+              </w:rPr>
+              <w:t>0</w:t>
+            </w:r>
+          </w:p>
+        </w:tc>
+        <w:tc>
+          <w:tcPr>
+            <w:tcW w:w="1226" w:type="dxa"/>
+            <w:tcBorders>
+              <w:left w:val="single" w:sz="18" w:space="0" w:color="auto"/>
+              <w:bottom w:val="single" w:sz="18" w:space="0" w:color="auto"/>
+              <w:right w:val="single" w:sz="18" w:space="0" w:color="auto"/>
+            </w:tcBorders>
+          </w:tcPr>
+          <w:p>
+            <w:pPr>
+              <w:spacing w:after="0" w:line="360" w:lineRule="exact"/>
+              <w:jc w:val="center"/>
+              <w:rPr>
+                <w:rFonts w:ascii="Times New Roman" w:eastAsia="Times New Roman" w:hAnsi="Times New Roman" w:cs="Times New Roman"/>
+                <w:sz w:val="28"/>
+                <w:szCs w:val="28"/>
+                <w:lang w:eastAsia="en-US"/>
+              </w:rPr>
+            </w:pPr>
+            <w:r>
+              <w:rPr>
+                <w:rFonts w:ascii="Times New Roman" w:eastAsia="Times New Roman" w:hAnsi="Times New Roman" w:cs="Times New Roman"/>
+                <w:sz w:val="28"/>
+                <w:szCs w:val="28"/>
+                <w:lang w:eastAsia="en-US"/>
+              </w:rPr>
+              <w:t>0</w:t>
+            </w:r>
+          </w:p>
+        </w:tc>
+        <w:tc>
+          <w:tcPr>
+            <w:tcW w:w="1225" w:type="dxa"/>
+            <w:tcBorders>
+              <w:left w:val="single" w:sz="18" w:space="0" w:color="auto"/>
+              <w:bottom w:val="single" w:sz="18" w:space="0" w:color="auto"/>
+              <w:right w:val="single" w:sz="18" w:space="0" w:color="auto"/>
+            </w:tcBorders>
+          </w:tcPr>
+          <w:p>
+            <w:pPr>
+              <w:spacing w:after="0" w:line="360" w:lineRule="exact"/>
+              <w:jc w:val="center"/>
+              <w:rPr>
+                <w:rFonts w:ascii="Times New Roman" w:eastAsia="Times New Roman" w:hAnsi="Times New Roman" w:cs="Times New Roman"/>
+                <w:sz w:val="28"/>
+                <w:szCs w:val="28"/>
+                <w:lang w:eastAsia="en-US"/>
+              </w:rPr>
+            </w:pPr>
+            <w:r>
+              <w:rPr>
+                <w:rFonts w:ascii="Times New Roman" w:eastAsia="Times New Roman" w:hAnsi="Times New Roman" w:cs="Times New Roman"/>
+                <w:sz w:val="28"/>
+                <w:szCs w:val="28"/>
+                <w:lang w:eastAsia="en-US"/>
+              </w:rPr>
+              <w:t>0</w:t>
+            </w:r>
+          </w:p>
+        </w:tc>
+        <w:tc>
+          <w:tcPr>
+            <w:tcW w:w="1224" w:type="dxa"/>
+            <w:tcBorders>
+              <w:left w:val="single" w:sz="18" w:space="0" w:color="auto"/>
+              <w:bottom w:val="single" w:sz="18" w:space="0" w:color="auto"/>
+              <w:right w:val="single" w:sz="18" w:space="0" w:color="auto"/>
+            </w:tcBorders>
+          </w:tcPr>
+          <w:p>
+            <w:pPr>
+              <w:spacing w:after="0" w:line="360" w:lineRule="exact"/>
+              <w:jc w:val="center"/>
+              <w:rPr>
+                <w:rFonts w:ascii="Times New Roman" w:eastAsia="Times New Roman" w:hAnsi="Times New Roman" w:cs="Times New Roman"/>
+                <w:sz w:val="28"/>
+                <w:szCs w:val="28"/>
+                <w:lang w:eastAsia="en-US"/>
+              </w:rPr>
+            </w:pPr>
+            <w:r>
+              <w:rPr>
+                <w:rFonts w:ascii="Times New Roman" w:eastAsia="Times New Roman" w:hAnsi="Times New Roman" w:cs="Times New Roman"/>
+                <w:sz w:val="28"/>
+                <w:szCs w:val="28"/>
+                <w:lang w:eastAsia="en-US"/>
+              </w:rPr>
+              <w:t>0</w:t>
+            </w:r>
+          </w:p>
+        </w:tc>
+        <w:tc>
+          <w:tcPr>
+            <w:tcW w:w="1223" w:type="dxa"/>
+            <w:tcBorders>
+              <w:left w:val="single" w:sz="18" w:space="0" w:color="auto"/>
+              <w:bottom w:val="single" w:sz="18" w:space="0" w:color="auto"/>
+              <w:right w:val="single" w:sz="18" w:space="0" w:color="auto"/>
+            </w:tcBorders>
+          </w:tcPr>
+          <w:p>
+            <w:pPr>
+              <w:spacing w:after="0" w:line="360" w:lineRule="exact"/>
+              <w:jc w:val="center"/>
+              <w:rPr>
+                <w:rFonts w:ascii="Times New Roman" w:eastAsia="Times New Roman" w:hAnsi="Times New Roman" w:cs="Times New Roman"/>
+                <w:sz w:val="28"/>
+                <w:szCs w:val="28"/>
+                <w:lang w:eastAsia="en-US"/>
+              </w:rPr>
+            </w:pPr>
+            <w:r>
+              <w:rPr>
+                <w:rFonts w:ascii="Times New Roman" w:eastAsia="Times New Roman" w:hAnsi="Times New Roman" w:cs="Times New Roman"/>
+                <w:sz w:val="28"/>
+                <w:szCs w:val="28"/>
+                <w:lang w:eastAsia="en-US"/>
+              </w:rPr>
+              <w:t>0</w:t>
+            </w:r>
+          </w:p>
+        </w:tc>
+        <w:tc>
+          <w:tcPr>
+            <w:tcW w:w="1223" w:type="dxa"/>
+            <w:tcBorders>
+              <w:left w:val="single" w:sz="18" w:space="0" w:color="auto"/>
+              <w:bottom w:val="single" w:sz="18" w:space="0" w:color="auto"/>
+              <w:right w:val="single" w:sz="18" w:space="0" w:color="auto"/>
+            </w:tcBorders>
+          </w:tcPr>
+          <w:p>
+            <w:pPr>
+              <w:spacing w:after="0" w:line="360" w:lineRule="exact"/>
+              <w:jc w:val="center"/>
+              <w:rPr>
+                <w:rFonts w:ascii="Times New Roman" w:eastAsia="Times New Roman" w:hAnsi="Times New Roman" w:cs="Times New Roman"/>
+                <w:sz w:val="28"/>
+                <w:szCs w:val="28"/>
+                <w:lang w:eastAsia="en-US"/>
+              </w:rPr>
+            </w:pPr>
+            <w:r>
+              <w:rPr>
+                <w:rFonts w:ascii="Times New Roman" w:eastAsia="Times New Roman" w:hAnsi="Times New Roman" w:cs="Times New Roman"/>
+                <w:sz w:val="28"/>
+                <w:szCs w:val="28"/>
+                <w:lang w:eastAsia="en-US"/>
+              </w:rPr>
+              <w:t>0</w:t>
+            </w:r>
+          </w:p>
+        </w:tc>
+      </w:tr>
+    </w:tbl>
+    <w:p>
+      <w:pPr>
+        <w:spacing w:after="0" w:line="360" w:lineRule="exact"/>
+        <w:rPr>
+          <w:rFonts w:ascii="Times New Roman" w:eastAsia="Times New Roman" w:hAnsi="Times New Roman" w:cs="Times New Roman"/>
+          <w:sz w:val="28"/>
+          <w:szCs w:val="28"/>
+          <w:lang w:eastAsia="en-US"/>
+        </w:rPr>
+      </w:pPr>
+    </w:p>
+    <w:p>
+      <w:pPr>
+        <w:pStyle w:val="af7"/>
+        <w:spacing w:line="360" w:lineRule="exact"/>
+        <w:ind w:firstLine="851"/>
+        <w:jc w:val="both"/>
+      </w:pPr>
+      <w:r>
+        <w:t xml:space="preserve">В таблице </w:t>
+      </w:r>
+      <w:r>
+        <w:t>8</w:t>
+      </w:r>
+      <w:r>
+        <w:t xml:space="preserve"> представлена статистика по всем дефектам.</w:t>
+      </w:r>
+    </w:p>
+    <w:p>
+      <w:pPr>
+        <w:pStyle w:val="af7"/>
+        <w:spacing w:before="0" w:line="360" w:lineRule="exact"/>
+        <w:ind w:left="0" w:firstLine="0"/>
+        <w:jc w:val="both"/>
+      </w:pPr>
+    </w:p>
+    <w:p>
+      <w:pPr>
+        <w:pStyle w:val="af7"/>
+        <w:spacing w:before="0" w:line="360" w:lineRule="exact"/>
+        <w:ind w:left="0" w:firstLine="0"/>
+        <w:jc w:val="both"/>
+      </w:pPr>
+      <w:r>
+        <w:t xml:space="preserve">Таблица </w:t>
+      </w:r>
+      <w:r>
+        <w:t>8</w:t>
+      </w:r>
+      <w:r>
+        <w:t xml:space="preserve"> – Статистика по выявленным ошибкам</w:t>
+      </w:r>
+    </w:p>
+    <w:tbl>
+      <w:tblPr>
+        <w:tblStyle w:val="ac"/>
+        <w:tblW w:w="0" w:type="auto"/>
+        <w:tblLook w:val="04A0" w:firstRow="1" w:lastRow="0" w:firstColumn="1" w:lastColumn="0" w:noHBand="0" w:noVBand="1"/>
+      </w:tblPr>
+      <w:tblGrid>
+        <w:gridCol w:w="1606"/>
+        <w:gridCol w:w="1606"/>
+        <w:gridCol w:w="1618"/>
+        <w:gridCol w:w="1623"/>
+        <w:gridCol w:w="1624"/>
+        <w:gridCol w:w="1741"/>
+      </w:tblGrid>
+      <w:tr>
+        <w:tc>
+          <w:tcPr>
+            <w:tcW w:w="1606" w:type="dxa"/>
+            <w:vMerge w:val="restart"/>
+            <w:tcBorders>
+              <w:top w:val="single" w:sz="18" w:space="0" w:color="auto"/>
+              <w:left w:val="single" w:sz="18" w:space="0" w:color="auto"/>
+              <w:bottom w:val="single" w:sz="18" w:space="0" w:color="auto"/>
+              <w:right w:val="single" w:sz="18" w:space="0" w:color="auto"/>
+            </w:tcBorders>
+          </w:tcPr>
+          <w:p>
+            <w:pPr>
+              <w:pStyle w:val="af7"/>
+              <w:spacing w:before="0"/>
+              <w:ind w:left="0" w:firstLine="0"/>
+              <w:jc w:val="both"/>
+              <w:rPr>
+                <w:sz w:val="24"/>
+                <w:szCs w:val="24"/>
+              </w:rPr>
+            </w:pPr>
+            <w:r>
+              <w:rPr>
+                <w:sz w:val="24"/>
+                <w:szCs w:val="24"/>
+              </w:rPr>
+              <w:t>Статус</w:t>
+            </w:r>
+          </w:p>
+        </w:tc>
+        <w:tc>
+          <w:tcPr>
+            <w:tcW w:w="1606" w:type="dxa"/>
+            <w:vMerge w:val="restart"/>
+            <w:tcBorders>
+              <w:top w:val="single" w:sz="18" w:space="0" w:color="auto"/>
+              <w:left w:val="single" w:sz="18" w:space="0" w:color="auto"/>
+              <w:bottom w:val="single" w:sz="18" w:space="0" w:color="auto"/>
+              <w:right w:val="single" w:sz="18" w:space="0" w:color="auto"/>
+            </w:tcBorders>
+          </w:tcPr>
+          <w:p>
+            <w:pPr>
+              <w:pStyle w:val="af7"/>
+              <w:spacing w:before="0"/>
+              <w:ind w:left="0" w:firstLine="0"/>
+              <w:jc w:val="both"/>
+              <w:rPr>
+                <w:sz w:val="24"/>
+                <w:szCs w:val="24"/>
+              </w:rPr>
+            </w:pPr>
+            <w:r>
+              <w:rPr>
+                <w:sz w:val="24"/>
+                <w:szCs w:val="24"/>
+              </w:rPr>
+              <w:t>Количество</w:t>
+            </w:r>
+          </w:p>
+          <w:p>
+            <w:pPr>
+              <w:pStyle w:val="af7"/>
+              <w:spacing w:before="0"/>
+              <w:ind w:left="0" w:firstLine="0"/>
+              <w:jc w:val="both"/>
+              <w:rPr>
+                <w:sz w:val="24"/>
+                <w:szCs w:val="24"/>
+              </w:rPr>
+            </w:pPr>
+            <w:r>
+              <w:rPr>
+                <w:sz w:val="24"/>
+                <w:szCs w:val="24"/>
+              </w:rPr>
+              <w:t>ошибок</w:t>
+            </w:r>
+          </w:p>
+        </w:tc>
+        <w:tc>
+          <w:tcPr>
+            <w:tcW w:w="6606" w:type="dxa"/>
+            <w:gridSpan w:val="4"/>
+            <w:tcBorders>
+              <w:top w:val="single" w:sz="18" w:space="0" w:color="auto"/>
+              <w:left w:val="single" w:sz="18" w:space="0" w:color="auto"/>
+              <w:bottom w:val="single" w:sz="4" w:space="0" w:color="auto"/>
+              <w:right w:val="single" w:sz="18" w:space="0" w:color="auto"/>
+            </w:tcBorders>
+          </w:tcPr>
+          <w:p>
+            <w:pPr>
+              <w:pStyle w:val="af7"/>
+              <w:spacing w:before="0"/>
+              <w:ind w:left="0" w:firstLine="0"/>
+              <w:jc w:val="both"/>
+              <w:rPr>
+                <w:sz w:val="24"/>
+                <w:szCs w:val="24"/>
+              </w:rPr>
+            </w:pPr>
+            <w:r>
+              <w:rPr>
+                <w:sz w:val="24"/>
+                <w:szCs w:val="24"/>
+              </w:rPr>
+              <w:t>Важность</w:t>
+            </w:r>
+          </w:p>
+        </w:tc>
+      </w:tr>
+      <w:tr>
+        <w:tc>
+          <w:tcPr>
+            <w:tcW w:w="1606" w:type="dxa"/>
+            <w:vMerge/>
+            <w:tcBorders>
+              <w:top w:val="single" w:sz="18" w:space="0" w:color="auto"/>
+              <w:left w:val="single" w:sz="18" w:space="0" w:color="auto"/>
+              <w:bottom w:val="single" w:sz="18" w:space="0" w:color="auto"/>
+              <w:right w:val="single" w:sz="18" w:space="0" w:color="auto"/>
+            </w:tcBorders>
+          </w:tcPr>
+          <w:p>
+            <w:pPr>
+              <w:pStyle w:val="af7"/>
+              <w:spacing w:before="0"/>
+              <w:ind w:left="0" w:firstLine="0"/>
+              <w:jc w:val="both"/>
+              <w:rPr>
+                <w:sz w:val="24"/>
+                <w:szCs w:val="24"/>
+              </w:rPr>
+            </w:pPr>
+          </w:p>
+        </w:tc>
+        <w:tc>
+          <w:tcPr>
+            <w:tcW w:w="1606" w:type="dxa"/>
+            <w:vMerge/>
+            <w:tcBorders>
+              <w:top w:val="single" w:sz="18" w:space="0" w:color="auto"/>
+              <w:left w:val="single" w:sz="18" w:space="0" w:color="auto"/>
+              <w:bottom w:val="single" w:sz="18" w:space="0" w:color="auto"/>
+              <w:right w:val="single" w:sz="18" w:space="0" w:color="auto"/>
+            </w:tcBorders>
+          </w:tcPr>
+          <w:p>
+            <w:pPr>
+              <w:pStyle w:val="af7"/>
+              <w:spacing w:before="0"/>
+              <w:ind w:left="0" w:firstLine="0"/>
+              <w:jc w:val="both"/>
+              <w:rPr>
+                <w:sz w:val="24"/>
+                <w:szCs w:val="24"/>
+              </w:rPr>
+            </w:pPr>
+          </w:p>
+        </w:tc>
+        <w:tc>
+          <w:tcPr>
+            <w:tcW w:w="1618" w:type="dxa"/>
+            <w:tcBorders>
+              <w:top w:val="single" w:sz="4" w:space="0" w:color="auto"/>
+              <w:left w:val="single" w:sz="18" w:space="0" w:color="auto"/>
+              <w:bottom w:val="single" w:sz="18" w:space="0" w:color="auto"/>
+              <w:right w:val="single" w:sz="18" w:space="0" w:color="auto"/>
+            </w:tcBorders>
+          </w:tcPr>
+          <w:p>
+            <w:pPr>
+              <w:pStyle w:val="af7"/>
+              <w:spacing w:before="0"/>
+              <w:ind w:left="0" w:firstLine="0"/>
+              <w:jc w:val="both"/>
+              <w:rPr>
+                <w:sz w:val="24"/>
+                <w:szCs w:val="24"/>
+              </w:rPr>
+            </w:pPr>
+            <w:r>
+              <w:rPr>
+                <w:sz w:val="24"/>
+                <w:szCs w:val="24"/>
+              </w:rPr>
+              <w:t>Низкая</w:t>
+            </w:r>
+          </w:p>
+        </w:tc>
+        <w:tc>
+          <w:tcPr>
+            <w:tcW w:w="1623" w:type="dxa"/>
+            <w:tcBorders>
+              <w:top w:val="single" w:sz="4" w:space="0" w:color="auto"/>
+              <w:left w:val="single" w:sz="18" w:space="0" w:color="auto"/>
+              <w:bottom w:val="single" w:sz="18" w:space="0" w:color="auto"/>
+              <w:right w:val="single" w:sz="18" w:space="0" w:color="auto"/>
+            </w:tcBorders>
+          </w:tcPr>
+          <w:p>
+            <w:pPr>
+              <w:pStyle w:val="af7"/>
+              <w:spacing w:before="0"/>
+              <w:ind w:left="0" w:firstLine="0"/>
+              <w:jc w:val="both"/>
+              <w:rPr>
+                <w:sz w:val="24"/>
+                <w:szCs w:val="24"/>
+              </w:rPr>
+            </w:pPr>
+            <w:r>
+              <w:rPr>
+                <w:sz w:val="24"/>
+                <w:szCs w:val="24"/>
+              </w:rPr>
+              <w:t>Средняя</w:t>
+            </w:r>
+          </w:p>
+        </w:tc>
+        <w:tc>
+          <w:tcPr>
+            <w:tcW w:w="1624" w:type="dxa"/>
+            <w:tcBorders>
+              <w:top w:val="single" w:sz="4" w:space="0" w:color="auto"/>
+              <w:left w:val="single" w:sz="18" w:space="0" w:color="auto"/>
+              <w:bottom w:val="single" w:sz="18" w:space="0" w:color="auto"/>
+              <w:right w:val="single" w:sz="18" w:space="0" w:color="auto"/>
+            </w:tcBorders>
+          </w:tcPr>
+          <w:p>
+            <w:pPr>
+              <w:pStyle w:val="af7"/>
+              <w:spacing w:before="0"/>
+              <w:ind w:left="0" w:firstLine="0"/>
+              <w:jc w:val="both"/>
+              <w:rPr>
+                <w:sz w:val="24"/>
+                <w:szCs w:val="24"/>
+              </w:rPr>
+            </w:pPr>
+            <w:r>
+              <w:rPr>
+                <w:sz w:val="24"/>
+                <w:szCs w:val="24"/>
+              </w:rPr>
+              <w:t>Высокая</w:t>
+            </w:r>
+          </w:p>
+        </w:tc>
+        <w:tc>
+          <w:tcPr>
+            <w:tcW w:w="1741" w:type="dxa"/>
+            <w:tcBorders>
+              <w:top w:val="single" w:sz="4" w:space="0" w:color="auto"/>
+              <w:left w:val="single" w:sz="18" w:space="0" w:color="auto"/>
+              <w:bottom w:val="single" w:sz="18" w:space="0" w:color="auto"/>
+              <w:right w:val="single" w:sz="18" w:space="0" w:color="auto"/>
+            </w:tcBorders>
+          </w:tcPr>
+          <w:p>
+            <w:pPr>
+              <w:pStyle w:val="af7"/>
+              <w:spacing w:before="0"/>
+              <w:ind w:left="0" w:firstLine="0"/>
+              <w:jc w:val="both"/>
+              <w:rPr>
+                <w:sz w:val="24"/>
+                <w:szCs w:val="24"/>
+              </w:rPr>
+            </w:pPr>
+            <w:r>
+              <w:rPr>
+                <w:sz w:val="24"/>
+                <w:szCs w:val="24"/>
+              </w:rPr>
+              <w:t>Критическая</w:t>
+            </w:r>
+          </w:p>
+        </w:tc>
+      </w:tr>
+      <w:tr>
+        <w:tc>
+          <w:tcPr>
+            <w:tcW w:w="1606" w:type="dxa"/>
+            <w:tcBorders>
+              <w:top w:val="single" w:sz="18" w:space="0" w:color="auto"/>
+              <w:left w:val="single" w:sz="18" w:space="0" w:color="auto"/>
+              <w:right w:val="single" w:sz="18" w:space="0" w:color="auto"/>
+            </w:tcBorders>
+          </w:tcPr>
+          <w:p>
+            <w:pPr>
+              <w:pStyle w:val="af7"/>
+              <w:spacing w:before="0"/>
+              <w:ind w:left="0" w:firstLine="0"/>
+              <w:jc w:val="both"/>
+              <w:rPr>
+                <w:sz w:val="24"/>
+                <w:szCs w:val="24"/>
+              </w:rPr>
+            </w:pPr>
+            <w:r>
+              <w:rPr>
+                <w:sz w:val="24"/>
+                <w:szCs w:val="24"/>
+              </w:rPr>
+              <w:t>Найдено</w:t>
+            </w:r>
+          </w:p>
+        </w:tc>
+        <w:tc>
+          <w:tcPr>
+            <w:tcW w:w="1606" w:type="dxa"/>
+            <w:tcBorders>
+              <w:top w:val="single" w:sz="18" w:space="0" w:color="auto"/>
+              <w:left w:val="single" w:sz="18" w:space="0" w:color="auto"/>
+              <w:right w:val="single" w:sz="18" w:space="0" w:color="auto"/>
+            </w:tcBorders>
+          </w:tcPr>
+          <w:p>
+            <w:pPr>
+              <w:pStyle w:val="af7"/>
+              <w:spacing w:before="0"/>
+              <w:ind w:left="0" w:firstLine="0"/>
+              <w:jc w:val="center"/>
+              <w:rPr>
+                <w:sz w:val="24"/>
+                <w:szCs w:val="24"/>
+              </w:rPr>
+            </w:pPr>
+            <w:r>
+              <w:rPr>
+                <w:sz w:val="24"/>
+                <w:szCs w:val="24"/>
+              </w:rPr>
+              <w:t>1</w:t>
+            </w:r>
+          </w:p>
+        </w:tc>
+        <w:tc>
+          <w:tcPr>
+            <w:tcW w:w="1618" w:type="dxa"/>
+            <w:tcBorders>
+              <w:top w:val="single" w:sz="18" w:space="0" w:color="auto"/>
+              <w:left w:val="single" w:sz="18" w:space="0" w:color="auto"/>
+              <w:right w:val="single" w:sz="18" w:space="0" w:color="auto"/>
+            </w:tcBorders>
+          </w:tcPr>
+          <w:p>
+            <w:pPr>
+              <w:pStyle w:val="af7"/>
+              <w:spacing w:before="0"/>
+              <w:ind w:left="0" w:firstLine="0"/>
+              <w:jc w:val="center"/>
+              <w:rPr>
+                <w:sz w:val="24"/>
+                <w:szCs w:val="24"/>
+              </w:rPr>
+            </w:pPr>
+            <w:r>
+              <w:rPr>
+                <w:sz w:val="24"/>
+                <w:szCs w:val="24"/>
+              </w:rPr>
+              <w:t>0</w:t>
+            </w:r>
+          </w:p>
+        </w:tc>
+        <w:tc>
+          <w:tcPr>
+            <w:tcW w:w="1623" w:type="dxa"/>
+            <w:tcBorders>
+              <w:top w:val="single" w:sz="18" w:space="0" w:color="auto"/>
+              <w:left w:val="single" w:sz="18" w:space="0" w:color="auto"/>
+              <w:right w:val="single" w:sz="18" w:space="0" w:color="auto"/>
+            </w:tcBorders>
+          </w:tcPr>
+          <w:p>
+            <w:pPr>
+              <w:pStyle w:val="af7"/>
+              <w:spacing w:before="0"/>
+              <w:ind w:left="0" w:firstLine="0"/>
+              <w:jc w:val="center"/>
+              <w:rPr>
+                <w:sz w:val="24"/>
+                <w:szCs w:val="24"/>
+              </w:rPr>
+            </w:pPr>
+            <w:r>
+              <w:rPr>
+                <w:sz w:val="24"/>
+                <w:szCs w:val="24"/>
+              </w:rPr>
+              <w:t>1</w:t>
+            </w:r>
+          </w:p>
+        </w:tc>
+        <w:tc>
+          <w:tcPr>
+            <w:tcW w:w="1624" w:type="dxa"/>
+            <w:tcBorders>
+              <w:top w:val="single" w:sz="18" w:space="0" w:color="auto"/>
+              <w:left w:val="single" w:sz="18" w:space="0" w:color="auto"/>
+              <w:right w:val="single" w:sz="18" w:space="0" w:color="auto"/>
+            </w:tcBorders>
+          </w:tcPr>
+          <w:p>
+            <w:pPr>
+              <w:pStyle w:val="af7"/>
+              <w:spacing w:before="0"/>
+              <w:ind w:left="0" w:firstLine="0"/>
+              <w:jc w:val="center"/>
+              <w:rPr>
+                <w:sz w:val="24"/>
+                <w:szCs w:val="24"/>
+              </w:rPr>
+            </w:pPr>
+            <w:r>
+              <w:rPr>
+                <w:sz w:val="24"/>
+                <w:szCs w:val="24"/>
+              </w:rPr>
+              <w:t>0</w:t>
+            </w:r>
+          </w:p>
+        </w:tc>
+        <w:tc>
+          <w:tcPr>
+            <w:tcW w:w="1741" w:type="dxa"/>
+            <w:tcBorders>
+              <w:top w:val="single" w:sz="18" w:space="0" w:color="auto"/>
+              <w:left w:val="single" w:sz="18" w:space="0" w:color="auto"/>
+              <w:right w:val="single" w:sz="18" w:space="0" w:color="auto"/>
+            </w:tcBorders>
+          </w:tcPr>
+          <w:p>
+            <w:pPr>
+              <w:pStyle w:val="af7"/>
+              <w:spacing w:before="0"/>
+              <w:ind w:left="0" w:firstLine="0"/>
+              <w:jc w:val="center"/>
+              <w:rPr>
+                <w:sz w:val="24"/>
+                <w:szCs w:val="24"/>
+              </w:rPr>
+            </w:pPr>
+            <w:r>
+              <w:rPr>
+                <w:sz w:val="24"/>
+                <w:szCs w:val="24"/>
+              </w:rPr>
+              <w:t>0</w:t>
+            </w:r>
+          </w:p>
+        </w:tc>
+      </w:tr>
+      <w:tr>
+        <w:tc>
+          <w:tcPr>
+            <w:tcW w:w="1606" w:type="dxa"/>
+            <w:tcBorders>
+              <w:left w:val="single" w:sz="18" w:space="0" w:color="auto"/>
+              <w:right w:val="single" w:sz="18" w:space="0" w:color="auto"/>
+            </w:tcBorders>
+          </w:tcPr>
+          <w:p>
+            <w:pPr>
+              <w:pStyle w:val="af7"/>
+              <w:spacing w:before="0"/>
+              <w:ind w:left="0" w:firstLine="0"/>
+              <w:jc w:val="both"/>
+              <w:rPr>
+                <w:sz w:val="24"/>
+                <w:szCs w:val="24"/>
+              </w:rPr>
+            </w:pPr>
+            <w:r>
+              <w:rPr>
+                <w:sz w:val="24"/>
+                <w:szCs w:val="24"/>
+              </w:rPr>
+              <w:t>Исправлено</w:t>
+            </w:r>
+          </w:p>
+        </w:tc>
+        <w:tc>
+          <w:tcPr>
+            <w:tcW w:w="1606" w:type="dxa"/>
+            <w:tcBorders>
+              <w:left w:val="single" w:sz="18" w:space="0" w:color="auto"/>
+              <w:right w:val="single" w:sz="18" w:space="0" w:color="auto"/>
+            </w:tcBorders>
+          </w:tcPr>
+          <w:p>
+            <w:pPr>
+              <w:pStyle w:val="af7"/>
+              <w:spacing w:before="0"/>
+              <w:ind w:left="0" w:firstLine="0"/>
+              <w:jc w:val="center"/>
+              <w:rPr>
+                <w:sz w:val="24"/>
+                <w:szCs w:val="24"/>
+              </w:rPr>
+            </w:pPr>
+            <w:r>
+              <w:rPr>
+                <w:sz w:val="24"/>
+                <w:szCs w:val="24"/>
+              </w:rPr>
+              <w:t>1</w:t>
+            </w:r>
+          </w:p>
+        </w:tc>
+        <w:tc>
+          <w:tcPr>
+            <w:tcW w:w="1618" w:type="dxa"/>
+            <w:tcBorders>
+              <w:left w:val="single" w:sz="18" w:space="0" w:color="auto"/>
+              <w:right w:val="single" w:sz="18" w:space="0" w:color="auto"/>
+            </w:tcBorders>
+          </w:tcPr>
+          <w:p>
+            <w:pPr>
+              <w:pStyle w:val="af7"/>
+              <w:spacing w:before="0"/>
+              <w:ind w:left="0" w:firstLine="0"/>
+              <w:jc w:val="center"/>
+              <w:rPr>
+                <w:sz w:val="24"/>
+                <w:szCs w:val="24"/>
+              </w:rPr>
+            </w:pPr>
+            <w:r>
+              <w:rPr>
+                <w:sz w:val="24"/>
+                <w:szCs w:val="24"/>
+              </w:rPr>
+              <w:t>0</w:t>
+            </w:r>
+          </w:p>
+        </w:tc>
+        <w:tc>
+          <w:tcPr>
+            <w:tcW w:w="1623" w:type="dxa"/>
+            <w:tcBorders>
+              <w:left w:val="single" w:sz="18" w:space="0" w:color="auto"/>
+              <w:right w:val="single" w:sz="18" w:space="0" w:color="auto"/>
+            </w:tcBorders>
+          </w:tcPr>
+          <w:p>
+            <w:pPr>
+              <w:pStyle w:val="af7"/>
+              <w:spacing w:before="0"/>
+              <w:ind w:left="0" w:firstLine="0"/>
+              <w:jc w:val="center"/>
+              <w:rPr>
+                <w:sz w:val="24"/>
+                <w:szCs w:val="24"/>
+              </w:rPr>
+            </w:pPr>
+            <w:r>
+              <w:rPr>
+                <w:sz w:val="24"/>
+                <w:szCs w:val="24"/>
+              </w:rPr>
+              <w:t>1</w:t>
+            </w:r>
+          </w:p>
+        </w:tc>
+        <w:tc>
+          <w:tcPr>
+            <w:tcW w:w="1624" w:type="dxa"/>
+            <w:tcBorders>
+              <w:left w:val="single" w:sz="18" w:space="0" w:color="auto"/>
+              <w:right w:val="single" w:sz="18" w:space="0" w:color="auto"/>
+            </w:tcBorders>
+          </w:tcPr>
+          <w:p>
+            <w:pPr>
+              <w:pStyle w:val="af7"/>
+              <w:spacing w:before="0"/>
+              <w:ind w:left="0" w:firstLine="0"/>
+              <w:jc w:val="center"/>
+              <w:rPr>
+                <w:sz w:val="24"/>
+                <w:szCs w:val="24"/>
+              </w:rPr>
+            </w:pPr>
+            <w:r>
+              <w:rPr>
+                <w:sz w:val="24"/>
+                <w:szCs w:val="24"/>
+              </w:rPr>
+              <w:t>0</w:t>
+            </w:r>
+          </w:p>
+        </w:tc>
+        <w:tc>
+          <w:tcPr>
+            <w:tcW w:w="1741" w:type="dxa"/>
+            <w:tcBorders>
+              <w:left w:val="single" w:sz="18" w:space="0" w:color="auto"/>
+              <w:right w:val="single" w:sz="18" w:space="0" w:color="auto"/>
+            </w:tcBorders>
+          </w:tcPr>
+          <w:p>
+            <w:pPr>
+              <w:pStyle w:val="af7"/>
+              <w:spacing w:before="0"/>
+              <w:ind w:left="0" w:firstLine="0"/>
+              <w:jc w:val="center"/>
+              <w:rPr>
+                <w:sz w:val="24"/>
+                <w:szCs w:val="24"/>
+              </w:rPr>
+            </w:pPr>
+            <w:r>
+              <w:rPr>
+                <w:sz w:val="24"/>
+                <w:szCs w:val="24"/>
+              </w:rPr>
+              <w:t>0</w:t>
+            </w:r>
+          </w:p>
+        </w:tc>
+      </w:tr>
+      <w:tr>
+        <w:tc>
+          <w:tcPr>
+            <w:tcW w:w="1606" w:type="dxa"/>
+            <w:tcBorders>
+              <w:left w:val="single" w:sz="18" w:space="0" w:color="auto"/>
+              <w:right w:val="single" w:sz="18" w:space="0" w:color="auto"/>
+            </w:tcBorders>
+          </w:tcPr>
+          <w:p>
+            <w:pPr>
+              <w:pStyle w:val="af7"/>
+              <w:spacing w:before="0"/>
+              <w:ind w:left="0" w:firstLine="0"/>
+              <w:jc w:val="both"/>
+              <w:rPr>
+                <w:sz w:val="24"/>
+                <w:szCs w:val="24"/>
+              </w:rPr>
+            </w:pPr>
+            <w:r>
+              <w:rPr>
+                <w:sz w:val="24"/>
+                <w:szCs w:val="24"/>
+              </w:rPr>
+              <w:t>Проверено</w:t>
+            </w:r>
+          </w:p>
+        </w:tc>
+        <w:tc>
+          <w:tcPr>
+            <w:tcW w:w="1606" w:type="dxa"/>
+            <w:tcBorders>
+              <w:left w:val="single" w:sz="18" w:space="0" w:color="auto"/>
+              <w:right w:val="single" w:sz="18" w:space="0" w:color="auto"/>
+            </w:tcBorders>
+          </w:tcPr>
+          <w:p>
+            <w:pPr>
+              <w:pStyle w:val="af7"/>
+              <w:spacing w:before="0"/>
+              <w:ind w:left="0" w:firstLine="0"/>
+              <w:jc w:val="center"/>
+              <w:rPr>
+                <w:sz w:val="24"/>
+                <w:szCs w:val="24"/>
+              </w:rPr>
+            </w:pPr>
+            <w:r>
+              <w:rPr>
+                <w:sz w:val="24"/>
+                <w:szCs w:val="24"/>
+              </w:rPr>
+              <w:t>1</w:t>
+            </w:r>
+          </w:p>
+        </w:tc>
+        <w:tc>
+          <w:tcPr>
+            <w:tcW w:w="1618" w:type="dxa"/>
+            <w:tcBorders>
+              <w:left w:val="single" w:sz="18" w:space="0" w:color="auto"/>
+              <w:right w:val="single" w:sz="18" w:space="0" w:color="auto"/>
+            </w:tcBorders>
+          </w:tcPr>
+          <w:p>
+            <w:pPr>
+              <w:pStyle w:val="af7"/>
+              <w:spacing w:before="0"/>
+              <w:ind w:left="0" w:firstLine="0"/>
+              <w:jc w:val="center"/>
+              <w:rPr>
+                <w:sz w:val="24"/>
+                <w:szCs w:val="24"/>
+              </w:rPr>
+            </w:pPr>
+            <w:r>
+              <w:rPr>
+                <w:sz w:val="24"/>
+                <w:szCs w:val="24"/>
+              </w:rPr>
+              <w:t>0</w:t>
+            </w:r>
+          </w:p>
+        </w:tc>
+        <w:tc>
+          <w:tcPr>
+            <w:tcW w:w="1623" w:type="dxa"/>
+            <w:tcBorders>
+              <w:left w:val="single" w:sz="18" w:space="0" w:color="auto"/>
+              <w:right w:val="single" w:sz="18" w:space="0" w:color="auto"/>
+            </w:tcBorders>
+          </w:tcPr>
+          <w:p>
+            <w:pPr>
+              <w:pStyle w:val="af7"/>
+              <w:spacing w:before="0"/>
+              <w:ind w:left="0" w:firstLine="0"/>
+              <w:jc w:val="center"/>
+              <w:rPr>
+                <w:sz w:val="24"/>
+                <w:szCs w:val="24"/>
+              </w:rPr>
+            </w:pPr>
+            <w:r>
+              <w:rPr>
+                <w:sz w:val="24"/>
+                <w:szCs w:val="24"/>
+              </w:rPr>
+              <w:t>1</w:t>
+            </w:r>
+          </w:p>
+        </w:tc>
+        <w:tc>
+          <w:tcPr>
+            <w:tcW w:w="1624" w:type="dxa"/>
+            <w:tcBorders>
+              <w:left w:val="single" w:sz="18" w:space="0" w:color="auto"/>
+              <w:right w:val="single" w:sz="18" w:space="0" w:color="auto"/>
+            </w:tcBorders>
+          </w:tcPr>
+          <w:p>
+            <w:pPr>
+              <w:pStyle w:val="af7"/>
+              <w:spacing w:before="0"/>
+              <w:ind w:left="0" w:firstLine="0"/>
+              <w:jc w:val="center"/>
+              <w:rPr>
+                <w:sz w:val="24"/>
+                <w:szCs w:val="24"/>
+              </w:rPr>
+            </w:pPr>
+            <w:r>
+              <w:rPr>
+                <w:sz w:val="24"/>
+                <w:szCs w:val="24"/>
+              </w:rPr>
+              <w:t>0</w:t>
+            </w:r>
+          </w:p>
+        </w:tc>
+        <w:tc>
+          <w:tcPr>
+            <w:tcW w:w="1741" w:type="dxa"/>
+            <w:tcBorders>
+              <w:left w:val="single" w:sz="18" w:space="0" w:color="auto"/>
+              <w:right w:val="single" w:sz="18" w:space="0" w:color="auto"/>
+            </w:tcBorders>
+          </w:tcPr>
+          <w:p>
+            <w:pPr>
+              <w:pStyle w:val="af7"/>
+              <w:spacing w:before="0"/>
+              <w:ind w:left="0" w:firstLine="0"/>
+              <w:jc w:val="center"/>
+              <w:rPr>
+                <w:sz w:val="24"/>
+                <w:szCs w:val="24"/>
+              </w:rPr>
+            </w:pPr>
+            <w:r>
+              <w:rPr>
+                <w:sz w:val="24"/>
+                <w:szCs w:val="24"/>
+              </w:rPr>
+              <w:t>0</w:t>
+            </w:r>
+          </w:p>
+        </w:tc>
+      </w:tr>
+      <w:tr>
+        <w:tc>
+          <w:tcPr>
+            <w:tcW w:w="1606" w:type="dxa"/>
+            <w:tcBorders>
+              <w:left w:val="single" w:sz="18" w:space="0" w:color="auto"/>
+              <w:right w:val="single" w:sz="18" w:space="0" w:color="auto"/>
+            </w:tcBorders>
+          </w:tcPr>
+          <w:p>
+            <w:pPr>
+              <w:pStyle w:val="af7"/>
+              <w:spacing w:before="0"/>
+              <w:ind w:left="0" w:firstLine="0"/>
+              <w:jc w:val="both"/>
+              <w:rPr>
+                <w:sz w:val="24"/>
+                <w:szCs w:val="24"/>
+              </w:rPr>
+            </w:pPr>
+            <w:r>
+              <w:rPr>
+                <w:sz w:val="24"/>
+                <w:szCs w:val="24"/>
+              </w:rPr>
+              <w:t>Открыто заново</w:t>
+            </w:r>
+          </w:p>
+        </w:tc>
+        <w:tc>
+          <w:tcPr>
+            <w:tcW w:w="1606" w:type="dxa"/>
+            <w:tcBorders>
+              <w:left w:val="single" w:sz="18" w:space="0" w:color="auto"/>
+              <w:right w:val="single" w:sz="18" w:space="0" w:color="auto"/>
+            </w:tcBorders>
+          </w:tcPr>
+          <w:p>
+            <w:pPr>
+              <w:pStyle w:val="af7"/>
+              <w:spacing w:before="0"/>
+              <w:ind w:left="0" w:firstLine="0"/>
+              <w:jc w:val="center"/>
+              <w:rPr>
+                <w:sz w:val="24"/>
+                <w:szCs w:val="24"/>
+              </w:rPr>
+            </w:pPr>
+            <w:r>
+              <w:rPr>
+                <w:sz w:val="24"/>
+                <w:szCs w:val="24"/>
+              </w:rPr>
+              <w:t>0</w:t>
+            </w:r>
+          </w:p>
+        </w:tc>
+        <w:tc>
+          <w:tcPr>
+            <w:tcW w:w="1618" w:type="dxa"/>
+            <w:tcBorders>
+              <w:left w:val="single" w:sz="18" w:space="0" w:color="auto"/>
+              <w:right w:val="single" w:sz="18" w:space="0" w:color="auto"/>
+            </w:tcBorders>
+          </w:tcPr>
+          <w:p>
+            <w:pPr>
+              <w:pStyle w:val="af7"/>
+              <w:spacing w:before="0"/>
+              <w:ind w:left="0" w:firstLine="0"/>
+              <w:jc w:val="center"/>
+              <w:rPr>
+                <w:sz w:val="24"/>
+                <w:szCs w:val="24"/>
+              </w:rPr>
+            </w:pPr>
+            <w:r>
+              <w:rPr>
+                <w:sz w:val="24"/>
+                <w:szCs w:val="24"/>
+              </w:rPr>
+              <w:t>0</w:t>
+            </w:r>
+          </w:p>
+        </w:tc>
+        <w:tc>
+          <w:tcPr>
+            <w:tcW w:w="1623" w:type="dxa"/>
+            <w:tcBorders>
+              <w:left w:val="single" w:sz="18" w:space="0" w:color="auto"/>
+              <w:right w:val="single" w:sz="18" w:space="0" w:color="auto"/>
+            </w:tcBorders>
+          </w:tcPr>
+          <w:p>
+            <w:pPr>
+              <w:pStyle w:val="af7"/>
+              <w:spacing w:before="0"/>
+              <w:ind w:left="0" w:firstLine="0"/>
+              <w:jc w:val="center"/>
+              <w:rPr>
+                <w:sz w:val="24"/>
+                <w:szCs w:val="24"/>
+              </w:rPr>
+            </w:pPr>
+            <w:r>
+              <w:rPr>
+                <w:sz w:val="24"/>
+                <w:szCs w:val="24"/>
+              </w:rPr>
+              <w:t>0</w:t>
+            </w:r>
+          </w:p>
+        </w:tc>
+        <w:tc>
+          <w:tcPr>
+            <w:tcW w:w="1624" w:type="dxa"/>
+            <w:tcBorders>
+              <w:left w:val="single" w:sz="18" w:space="0" w:color="auto"/>
+              <w:right w:val="single" w:sz="18" w:space="0" w:color="auto"/>
+            </w:tcBorders>
+          </w:tcPr>
+          <w:p>
+            <w:pPr>
+              <w:pStyle w:val="af7"/>
+              <w:spacing w:before="0"/>
+              <w:ind w:left="0" w:firstLine="0"/>
+              <w:jc w:val="center"/>
+              <w:rPr>
+                <w:sz w:val="24"/>
+                <w:szCs w:val="24"/>
+              </w:rPr>
+            </w:pPr>
+            <w:r>
+              <w:rPr>
+                <w:sz w:val="24"/>
+                <w:szCs w:val="24"/>
+              </w:rPr>
+              <w:t>0</w:t>
+            </w:r>
+          </w:p>
+        </w:tc>
+        <w:tc>
+          <w:tcPr>
+            <w:tcW w:w="1741" w:type="dxa"/>
+            <w:tcBorders>
+              <w:left w:val="single" w:sz="18" w:space="0" w:color="auto"/>
+              <w:right w:val="single" w:sz="18" w:space="0" w:color="auto"/>
+            </w:tcBorders>
+          </w:tcPr>
+          <w:p>
+            <w:pPr>
+              <w:pStyle w:val="af7"/>
+              <w:spacing w:before="0"/>
+              <w:ind w:left="0" w:firstLine="0"/>
+              <w:jc w:val="center"/>
+              <w:rPr>
+                <w:sz w:val="24"/>
+                <w:szCs w:val="24"/>
+              </w:rPr>
+            </w:pPr>
+            <w:r>
+              <w:rPr>
+                <w:sz w:val="24"/>
+                <w:szCs w:val="24"/>
+              </w:rPr>
+              <w:t>0</w:t>
+            </w:r>
+          </w:p>
+        </w:tc>
+      </w:tr>
+      <w:tr>
+        <w:tc>
+          <w:tcPr>
+            <w:tcW w:w="1606" w:type="dxa"/>
+            <w:tcBorders>
+              <w:left w:val="single" w:sz="18" w:space="0" w:color="auto"/>
+              <w:bottom w:val="single" w:sz="18" w:space="0" w:color="auto"/>
+              <w:right w:val="single" w:sz="18" w:space="0" w:color="auto"/>
+            </w:tcBorders>
+          </w:tcPr>
+          <w:p>
+            <w:pPr>
+              <w:pStyle w:val="af7"/>
+              <w:spacing w:before="0"/>
+              <w:ind w:left="0" w:firstLine="0"/>
+              <w:jc w:val="both"/>
+              <w:rPr>
+                <w:sz w:val="24"/>
+                <w:szCs w:val="24"/>
+              </w:rPr>
+            </w:pPr>
+            <w:r>
+              <w:rPr>
+                <w:sz w:val="24"/>
+                <w:szCs w:val="24"/>
+              </w:rPr>
+              <w:t>Отклонено</w:t>
+            </w:r>
+          </w:p>
+        </w:tc>
+        <w:tc>
+          <w:tcPr>
+            <w:tcW w:w="1606" w:type="dxa"/>
+            <w:tcBorders>
+              <w:left w:val="single" w:sz="18" w:space="0" w:color="auto"/>
+              <w:bottom w:val="single" w:sz="18" w:space="0" w:color="auto"/>
+              <w:right w:val="single" w:sz="18" w:space="0" w:color="auto"/>
+            </w:tcBorders>
+          </w:tcPr>
+          <w:p>
+            <w:pPr>
+              <w:pStyle w:val="af7"/>
+              <w:spacing w:before="0"/>
+              <w:ind w:left="0" w:firstLine="0"/>
+              <w:jc w:val="center"/>
+              <w:rPr>
+                <w:sz w:val="24"/>
+                <w:szCs w:val="24"/>
+              </w:rPr>
+            </w:pPr>
+            <w:r>
+              <w:rPr>
+                <w:sz w:val="24"/>
+                <w:szCs w:val="24"/>
+              </w:rPr>
+              <w:t>0</w:t>
+            </w:r>
+          </w:p>
+        </w:tc>
+        <w:tc>
+          <w:tcPr>
+            <w:tcW w:w="1618" w:type="dxa"/>
+            <w:tcBorders>
+              <w:left w:val="single" w:sz="18" w:space="0" w:color="auto"/>
+              <w:bottom w:val="single" w:sz="18" w:space="0" w:color="auto"/>
+              <w:right w:val="single" w:sz="18" w:space="0" w:color="auto"/>
+            </w:tcBorders>
+          </w:tcPr>
+          <w:p>
+            <w:pPr>
+              <w:pStyle w:val="af7"/>
+              <w:spacing w:before="0"/>
+              <w:ind w:left="0" w:firstLine="0"/>
+              <w:jc w:val="center"/>
+              <w:rPr>
+                <w:sz w:val="24"/>
+                <w:szCs w:val="24"/>
+              </w:rPr>
+            </w:pPr>
+            <w:r>
+              <w:rPr>
+                <w:sz w:val="24"/>
+                <w:szCs w:val="24"/>
+              </w:rPr>
+              <w:t>0</w:t>
+            </w:r>
+          </w:p>
+        </w:tc>
+        <w:tc>
+          <w:tcPr>
+            <w:tcW w:w="1623" w:type="dxa"/>
+            <w:tcBorders>
+              <w:left w:val="single" w:sz="18" w:space="0" w:color="auto"/>
+              <w:bottom w:val="single" w:sz="18" w:space="0" w:color="auto"/>
+              <w:right w:val="single" w:sz="18" w:space="0" w:color="auto"/>
+            </w:tcBorders>
+          </w:tcPr>
+          <w:p>
+            <w:pPr>
+              <w:pStyle w:val="af7"/>
+              <w:spacing w:before="0"/>
+              <w:ind w:left="0" w:firstLine="0"/>
+              <w:jc w:val="center"/>
+              <w:rPr>
+                <w:sz w:val="24"/>
+                <w:szCs w:val="24"/>
+              </w:rPr>
+            </w:pPr>
+            <w:r>
+              <w:rPr>
+                <w:sz w:val="24"/>
+                <w:szCs w:val="24"/>
+              </w:rPr>
+              <w:t>0</w:t>
+            </w:r>
+          </w:p>
+        </w:tc>
+        <w:tc>
+          <w:tcPr>
+            <w:tcW w:w="1624" w:type="dxa"/>
+            <w:tcBorders>
+              <w:left w:val="single" w:sz="18" w:space="0" w:color="auto"/>
+              <w:bottom w:val="single" w:sz="18" w:space="0" w:color="auto"/>
+              <w:right w:val="single" w:sz="18" w:space="0" w:color="auto"/>
+            </w:tcBorders>
+          </w:tcPr>
+          <w:p>
+            <w:pPr>
+              <w:pStyle w:val="af7"/>
+              <w:spacing w:before="0"/>
+              <w:ind w:left="0" w:firstLine="0"/>
+              <w:jc w:val="center"/>
+              <w:rPr>
+                <w:sz w:val="24"/>
+                <w:szCs w:val="24"/>
+              </w:rPr>
+            </w:pPr>
+            <w:r>
+              <w:rPr>
+                <w:sz w:val="24"/>
+                <w:szCs w:val="24"/>
+              </w:rPr>
+              <w:t>0</w:t>
+            </w:r>
+          </w:p>
+        </w:tc>
+        <w:tc>
+          <w:tcPr>
+            <w:tcW w:w="1741" w:type="dxa"/>
+            <w:tcBorders>
+              <w:left w:val="single" w:sz="18" w:space="0" w:color="auto"/>
+              <w:bottom w:val="single" w:sz="18" w:space="0" w:color="auto"/>
+              <w:right w:val="single" w:sz="18" w:space="0" w:color="auto"/>
+            </w:tcBorders>
+          </w:tcPr>
+          <w:p>
+            <w:pPr>
+              <w:pStyle w:val="af7"/>
+              <w:spacing w:before="0"/>
+              <w:ind w:left="0" w:firstLine="0"/>
+              <w:jc w:val="center"/>
+              <w:rPr>
+                <w:sz w:val="24"/>
+                <w:szCs w:val="24"/>
+              </w:rPr>
+            </w:pPr>
+            <w:r>
+              <w:rPr>
+                <w:sz w:val="24"/>
+                <w:szCs w:val="24"/>
+              </w:rPr>
+              <w:t>0</w:t>
+            </w:r>
+          </w:p>
+        </w:tc>
+      </w:tr>
+    </w:tbl>
+    <w:p>
+      <w:pPr>
+        <w:pStyle w:val="af7"/>
+        <w:spacing w:before="0" w:line="360" w:lineRule="exact"/>
+        <w:ind w:left="0" w:firstLine="0"/>
+        <w:jc w:val="both"/>
+      </w:pPr>
+    </w:p>
+    <w:p>
+      <w:pPr>
+        <w:pStyle w:val="af7"/>
+        <w:spacing w:before="0" w:line="360" w:lineRule="exact"/>
+        <w:ind w:left="0" w:firstLine="720"/>
+        <w:jc w:val="both"/>
+      </w:pPr>
+      <w:r>
+        <w:t>Список найденных дефектов представлен в таблице</w:t>
+      </w:r>
+      <w:r>
+        <w:t xml:space="preserve"> 9</w:t>
+      </w:r>
+    </w:p>
+    <w:p>
+      <w:pPr>
+        <w:pStyle w:val="af7"/>
+        <w:spacing w:before="0" w:line="360" w:lineRule="exact"/>
+        <w:ind w:left="0" w:firstLine="720"/>
+        <w:jc w:val="both"/>
+      </w:pPr>
+    </w:p>
+    <w:p>
+      <w:pPr>
+        <w:pStyle w:val="af7"/>
+        <w:spacing w:before="0" w:line="360" w:lineRule="exact"/>
+        <w:ind w:left="0" w:firstLine="0"/>
+        <w:jc w:val="both"/>
+      </w:pPr>
+      <w:r>
+        <w:t>Таблица 5 – Список найденных дефектов</w:t>
+      </w:r>
+    </w:p>
+    <w:tbl>
+      <w:tblPr>
+        <w:tblStyle w:val="ac"/>
+        <w:tblW w:w="0" w:type="auto"/>
+        <w:tblBorders>
+          <w:top w:val="single" w:sz="18" w:space="0" w:color="auto"/>
+          <w:left w:val="single" w:sz="18" w:space="0" w:color="auto"/>
+          <w:bottom w:val="single" w:sz="18" w:space="0" w:color="auto"/>
+          <w:right w:val="single" w:sz="18" w:space="0" w:color="auto"/>
+          <w:insideH w:val="single" w:sz="18" w:space="0" w:color="auto"/>
+          <w:insideV w:val="single" w:sz="18" w:space="0" w:color="auto"/>
+        </w:tblBorders>
+        <w:tblLook w:val="04A0" w:firstRow="1" w:lastRow="0" w:firstColumn="1" w:lastColumn="0" w:noHBand="0" w:noVBand="1"/>
+      </w:tblPr>
+      <w:tblGrid>
+        <w:gridCol w:w="2453"/>
+        <w:gridCol w:w="2455"/>
+        <w:gridCol w:w="2455"/>
+        <w:gridCol w:w="2455"/>
+      </w:tblGrid>
+      <w:tr>
+        <w:tc>
+          <w:tcPr>
+            <w:tcW w:w="2453" w:type="dxa"/>
+          </w:tcPr>
+          <w:p>
+            <w:pPr>
+              <w:pStyle w:val="af7"/>
+              <w:spacing w:before="0"/>
+              <w:ind w:left="0" w:firstLine="0"/>
+              <w:jc w:val="both"/>
+              <w:rPr>
+                <w:sz w:val="24"/>
+                <w:szCs w:val="24"/>
+              </w:rPr>
+            </w:pPr>
+            <w:r>
+              <w:rPr>
+                <w:sz w:val="24"/>
+                <w:szCs w:val="24"/>
+              </w:rPr>
+              <w:t>Идентификато</w:t>
+            </w:r>
+            <w:r>
+              <w:rPr>
+                <w:sz w:val="24"/>
+                <w:szCs w:val="24"/>
+              </w:rPr>
+              <w:t>р</w:t>
+            </w:r>
+          </w:p>
+        </w:tc>
+        <w:tc>
+          <w:tcPr>
+            <w:tcW w:w="2455" w:type="dxa"/>
+          </w:tcPr>
+          <w:p>
+            <w:pPr>
+              <w:pStyle w:val="af7"/>
+              <w:spacing w:before="0"/>
+              <w:ind w:left="0" w:firstLine="0"/>
+              <w:jc w:val="both"/>
+              <w:rPr>
+                <w:sz w:val="24"/>
+                <w:szCs w:val="24"/>
+              </w:rPr>
+            </w:pPr>
+            <w:r>
+              <w:rPr>
+                <w:sz w:val="24"/>
+                <w:szCs w:val="24"/>
+              </w:rPr>
+              <w:t>Важность</w:t>
+            </w:r>
+          </w:p>
+        </w:tc>
+        <w:tc>
+          <w:tcPr>
+            <w:tcW w:w="2455" w:type="dxa"/>
+          </w:tcPr>
+          <w:p>
+            <w:pPr>
+              <w:pStyle w:val="af7"/>
+              <w:spacing w:before="0"/>
+              <w:ind w:left="0" w:firstLine="0"/>
+              <w:jc w:val="both"/>
+              <w:rPr>
+                <w:sz w:val="24"/>
+                <w:szCs w:val="24"/>
+              </w:rPr>
+            </w:pPr>
+            <w:r>
+              <w:rPr>
+                <w:sz w:val="24"/>
+                <w:szCs w:val="24"/>
+              </w:rPr>
+              <w:t>Описание</w:t>
+            </w:r>
+          </w:p>
+        </w:tc>
+        <w:tc>
+          <w:tcPr>
+            <w:tcW w:w="2455" w:type="dxa"/>
+          </w:tcPr>
+          <w:p>
+            <w:pPr>
+              <w:pStyle w:val="af7"/>
+              <w:spacing w:before="0"/>
+              <w:ind w:left="0" w:firstLine="0"/>
+              <w:jc w:val="both"/>
+              <w:rPr>
+                <w:sz w:val="24"/>
+                <w:szCs w:val="24"/>
+              </w:rPr>
+            </w:pPr>
+            <w:r>
+              <w:rPr>
+                <w:sz w:val="24"/>
+                <w:szCs w:val="24"/>
+              </w:rPr>
+              <w:t>Статус</w:t>
+            </w:r>
+          </w:p>
+        </w:tc>
+      </w:tr>
+      <w:tr>
+        <w:tc>
+          <w:tcPr>
+            <w:tcW w:w="2453" w:type="dxa"/>
+          </w:tcPr>
+          <w:p>
+            <w:pPr>
+              <w:pStyle w:val="af7"/>
+              <w:spacing w:before="0"/>
+              <w:ind w:left="0" w:firstLine="0"/>
+              <w:jc w:val="both"/>
+              <w:rPr>
+                <w:sz w:val="24"/>
+                <w:szCs w:val="24"/>
+                <w:lang w:val="en-US"/>
+              </w:rPr>
+            </w:pPr>
+            <w:r>
+              <w:rPr>
+                <w:sz w:val="24"/>
+                <w:szCs w:val="24"/>
+                <w:lang w:val="en-US"/>
+              </w:rPr>
+              <w:t>D_01</w:t>
+            </w:r>
+          </w:p>
+          <w:p>
+            <w:pPr>
+              <w:pStyle w:val="af7"/>
+              <w:spacing w:before="0"/>
+              <w:ind w:left="0" w:firstLine="0"/>
+              <w:jc w:val="both"/>
+              <w:rPr>
+                <w:sz w:val="24"/>
+                <w:szCs w:val="24"/>
+                <w:lang w:val="en-US"/>
+              </w:rPr>
+            </w:pPr>
+          </w:p>
+        </w:tc>
+        <w:tc>
+          <w:tcPr>
+            <w:tcW w:w="2455" w:type="dxa"/>
+          </w:tcPr>
+          <w:p>
+            <w:pPr>
+              <w:pStyle w:val="af7"/>
+              <w:spacing w:before="0"/>
+              <w:ind w:left="0" w:firstLine="0"/>
+              <w:jc w:val="both"/>
+              <w:rPr>
+                <w:sz w:val="24"/>
+                <w:szCs w:val="24"/>
+              </w:rPr>
+            </w:pPr>
+            <w:r>
+              <w:rPr>
+                <w:sz w:val="24"/>
+                <w:szCs w:val="24"/>
+              </w:rPr>
+              <w:t>Средняя</w:t>
+            </w:r>
+          </w:p>
+        </w:tc>
+        <w:tc>
+          <w:tcPr>
+            <w:tcW w:w="2455" w:type="dxa"/>
+          </w:tcPr>
+          <w:p>
+            <w:pPr>
+              <w:pStyle w:val="af7"/>
+              <w:spacing w:before="0"/>
+              <w:ind w:left="0" w:firstLine="0"/>
+              <w:jc w:val="both"/>
+              <w:rPr>
+                <w:sz w:val="24"/>
+                <w:szCs w:val="24"/>
+              </w:rPr>
+            </w:pPr>
+            <w:r>
+              <w:rPr>
+                <w:sz w:val="24"/>
+                <w:szCs w:val="24"/>
+              </w:rPr>
+              <w:t>Приложение воспроизводит звук даже когда ползунок звука на 0</w:t>
+            </w:r>
+          </w:p>
+        </w:tc>
+        <w:tc>
+          <w:tcPr>
+            <w:tcW w:w="2455" w:type="dxa"/>
+          </w:tcPr>
+          <w:p>
+            <w:pPr>
+              <w:pStyle w:val="af7"/>
+              <w:spacing w:before="0"/>
+              <w:ind w:left="0" w:firstLine="0"/>
+              <w:jc w:val="both"/>
+              <w:rPr>
+                <w:sz w:val="24"/>
+                <w:szCs w:val="24"/>
+              </w:rPr>
+            </w:pPr>
+            <w:r>
+              <w:rPr>
+                <w:sz w:val="24"/>
+                <w:szCs w:val="24"/>
+              </w:rPr>
+              <w:t>Исправлено</w:t>
+            </w:r>
+          </w:p>
+        </w:tc>
+      </w:tr>
+    </w:tbl>
+    <w:p>
+      <w:pPr>
+        <w:pStyle w:val="af7"/>
+        <w:spacing w:before="0" w:line="360" w:lineRule="exact"/>
+        <w:ind w:left="0" w:firstLine="720"/>
+        <w:jc w:val="both"/>
+      </w:pPr>
       <w:r>
         <w:br w:type="page"/>
       </w:r>
@@ -19929,10 +24275,10 @@
                         <w:i/>
                       </w:rPr>
                     </w:pPr>
-                    <w:bookmarkStart w:id="5" w:name="_Hlk183696140"/>
-                    <w:bookmarkStart w:id="6" w:name="_Hlk183696141"/>
-                    <w:bookmarkStart w:id="7" w:name="_Hlk183696144"/>
-                    <w:bookmarkStart w:id="8" w:name="_Hlk183696145"/>
+                    <w:bookmarkStart w:id="7" w:name="_Hlk183696140"/>
+                    <w:bookmarkStart w:id="8" w:name="_Hlk183696141"/>
+                    <w:bookmarkStart w:id="9" w:name="_Hlk183696144"/>
+                    <w:bookmarkStart w:id="10" w:name="_Hlk183696145"/>
                     <w:r>
                       <w:rPr>
                         <w:rFonts w:ascii="ISOCPEUR" w:hAnsi="ISOCPEUR" w:cs="Times New Roman"/>
@@ -19940,10 +24286,10 @@
                       </w:rPr>
                       <w:t>Лист</w:t>
                     </w:r>
-                    <w:bookmarkEnd w:id="5"/>
-                    <w:bookmarkEnd w:id="6"/>
                     <w:bookmarkEnd w:id="7"/>
                     <w:bookmarkEnd w:id="8"/>
+                    <w:bookmarkEnd w:id="9"/>
+                    <w:bookmarkEnd w:id="10"/>
                   </w:p>
                 </w:txbxContent>
               </v:textbox>
@@ -20151,8 +24497,8 @@
                               <w:i/>
                             </w:rPr>
                           </w:pPr>
-                          <w:bookmarkStart w:id="7" w:name="_Hlk183695596"/>
-                          <w:bookmarkStart w:id="8" w:name="_Hlk183695597"/>
+                          <w:bookmarkStart w:id="11" w:name="_Hlk183695596"/>
+                          <w:bookmarkStart w:id="12" w:name="_Hlk183695597"/>
                           <w:r>
                             <w:rPr>
                               <w:rFonts w:ascii="ISOCPEUR" w:hAnsi="ISOCPEUR" w:cs="Times New Roman"/>
@@ -20160,8 +24506,8 @@
                             </w:rPr>
                             <w:t>Лист</w:t>
                           </w:r>
-                          <w:bookmarkEnd w:id="7"/>
-                          <w:bookmarkEnd w:id="8"/>
+                          <w:bookmarkEnd w:id="11"/>
+                          <w:bookmarkEnd w:id="12"/>
                         </w:p>
                       </w:txbxContent>
                     </wps:txbx>
@@ -20193,8 +24539,8 @@
                         <w:i/>
                       </w:rPr>
                     </w:pPr>
-                    <w:bookmarkStart w:id="11" w:name="_Hlk183695596"/>
-                    <w:bookmarkStart w:id="12" w:name="_Hlk183695597"/>
+                    <w:bookmarkStart w:id="13" w:name="_Hlk183695596"/>
+                    <w:bookmarkStart w:id="14" w:name="_Hlk183695597"/>
                     <w:r>
                       <w:rPr>
                         <w:rFonts w:ascii="ISOCPEUR" w:hAnsi="ISOCPEUR" w:cs="Times New Roman"/>
@@ -20202,8 +24548,8 @@
                       </w:rPr>
                       <w:t>Лист</w:t>
                     </w:r>
-                    <w:bookmarkEnd w:id="11"/>
-                    <w:bookmarkEnd w:id="12"/>
+                    <w:bookmarkEnd w:id="13"/>
+                    <w:bookmarkEnd w:id="14"/>
                   </w:p>
                 </w:txbxContent>
               </v:textbox>
@@ -30413,6 +34759,7 @@
   <w:style w:type="character" w:default="1" w:styleId="a0">
     <w:name w:val="Default Paragraph Font"/>
     <w:uiPriority w:val="1"/>
+    <w:semiHidden/>
     <w:unhideWhenUsed/>
   </w:style>
   <w:style w:type="table" w:default="1" w:styleId="a1">
